--- a/word proj/사례_행정과 법원리, 행정절차_답안.docx
+++ b/word proj/사례_행정과 법원리, 행정절차_답안.docx
@@ -19,8 +19,10 @@
       <w:r>
         <w:rPr>
           <w:rFonts w:ascii="Arial" w:hAnsi="Arial"/>
+          <w:b/>
+          <w:sz w:val="24"/>
         </w:rPr>
-        <w:t>1. 행정절차법</w:t>
+        <w:t>【2. 공법상계약】</w:t>
       </w:r>
     </w:p>
     <w:p>
@@ -28,7 +30,17 @@
         <w:rPr>
           <w:rFonts w:ascii="Arial" w:hAnsi="Arial"/>
         </w:rPr>
-        <w:t>2.  처분</w:t>
+        <w:t xml:space="preserve">  1번. 행정절차법</w:t>
+      </w:r>
+    </w:p>
+    <w:p>
+      <w:r>
+        <w:rPr>
+          <w:rFonts w:ascii="Arial" w:hAnsi="Arial"/>
+          <w:b/>
+          <w:sz w:val="24"/>
+        </w:rPr>
+        <w:t>【1) 공법상계약 해지의 법적성격】</w:t>
       </w:r>
     </w:p>
     <w:p>
@@ -36,7 +48,7 @@
         <w:rPr>
           <w:rFonts w:ascii="Arial" w:hAnsi="Arial"/>
         </w:rPr>
-        <w:t>3.  처분</w:t>
+        <w:t xml:space="preserve">  2번.  처분</w:t>
       </w:r>
     </w:p>
     <w:p>
@@ -44,7 +56,7 @@
         <w:rPr>
           <w:rFonts w:ascii="Arial" w:hAnsi="Arial"/>
         </w:rPr>
-        <w:t>4.  처분</w:t>
+        <w:t xml:space="preserve">  3번.  처분</w:t>
       </w:r>
     </w:p>
     <w:p>
@@ -52,7 +64,17 @@
         <w:rPr>
           <w:rFonts w:ascii="Arial" w:hAnsi="Arial"/>
         </w:rPr>
-        <w:t>5.  처분</w:t>
+        <w:t xml:space="preserve">  4번.  처분</w:t>
+      </w:r>
+    </w:p>
+    <w:p>
+      <w:r>
+        <w:rPr>
+          <w:rFonts w:ascii="Arial" w:hAnsi="Arial"/>
+          <w:b/>
+          <w:sz w:val="24"/>
+        </w:rPr>
+        <w:t>【2) 계약직 공무원에 대한 재임용거부】</w:t>
       </w:r>
     </w:p>
     <w:p>
@@ -60,7 +82,17 @@
         <w:rPr>
           <w:rFonts w:ascii="Arial" w:hAnsi="Arial"/>
         </w:rPr>
-        <w:t>6.  처분</w:t>
+        <w:t xml:space="preserve">  5번.  처분</w:t>
+      </w:r>
+    </w:p>
+    <w:p>
+      <w:r>
+        <w:rPr>
+          <w:rFonts w:ascii="Arial" w:hAnsi="Arial"/>
+          <w:b/>
+          <w:sz w:val="24"/>
+        </w:rPr>
+        <w:t>【3. 행정개입청구권】</w:t>
       </w:r>
     </w:p>
     <w:p>
@@ -68,7 +100,7 @@
         <w:rPr>
           <w:rFonts w:ascii="Arial" w:hAnsi="Arial"/>
         </w:rPr>
-        <w:t>7. 침해</w:t>
+        <w:t xml:space="preserve">  6번. 침해</w:t>
       </w:r>
     </w:p>
     <w:p>
@@ -76,7 +108,7 @@
         <w:rPr>
           <w:rFonts w:ascii="Arial" w:hAnsi="Arial"/>
         </w:rPr>
-        <w:t>8. 공익</w:t>
+        <w:t xml:space="preserve">  7번. 공익</w:t>
       </w:r>
     </w:p>
     <w:p>
@@ -84,7 +116,17 @@
         <w:rPr>
           <w:rFonts w:ascii="Arial" w:hAnsi="Arial"/>
         </w:rPr>
-        <w:t>9. 부작위</w:t>
+        <w:t xml:space="preserve">  8번. 부작위</w:t>
+      </w:r>
+    </w:p>
+    <w:p>
+      <w:r>
+        <w:rPr>
+          <w:rFonts w:ascii="Arial" w:hAnsi="Arial"/>
+          <w:b/>
+          <w:sz w:val="24"/>
+        </w:rPr>
+        <w:t>【3) 자체완성적 신고와 수리를 요하는 신고】</w:t>
       </w:r>
     </w:p>
     <w:p>
@@ -92,7 +134,7 @@
         <w:rPr>
           <w:rFonts w:ascii="Arial" w:hAnsi="Arial"/>
         </w:rPr>
-        <w:t>10.  처분</w:t>
+        <w:t xml:space="preserve">  9번.  처분</w:t>
       </w:r>
     </w:p>
     <w:p>
@@ -100,7 +142,17 @@
         <w:rPr>
           <w:rFonts w:ascii="Arial" w:hAnsi="Arial"/>
         </w:rPr>
-        <w:t>11.  처분</w:t>
+        <w:t xml:space="preserve">  10번.  처분</w:t>
+      </w:r>
+    </w:p>
+    <w:p>
+      <w:r>
+        <w:rPr>
+          <w:rFonts w:ascii="Arial" w:hAnsi="Arial"/>
+          <w:b/>
+          <w:sz w:val="24"/>
+        </w:rPr>
+        <w:t>【5) 구비서류 미비 시 보완요구 요부(행정절차법 제17조)】</w:t>
       </w:r>
     </w:p>
     <w:p>
@@ -108,7 +160,17 @@
         <w:rPr>
           <w:rFonts w:ascii="Arial" w:hAnsi="Arial"/>
         </w:rPr>
-        <w:t>12. 행정절차법</w:t>
+        <w:t xml:space="preserve">  11번. 행정절차법</w:t>
+      </w:r>
+    </w:p>
+    <w:p>
+      <w:r>
+        <w:rPr>
+          <w:rFonts w:ascii="Arial" w:hAnsi="Arial"/>
+          <w:b/>
+          <w:sz w:val="24"/>
+        </w:rPr>
+        <w:t>【1) 법적성질】</w:t>
       </w:r>
     </w:p>
     <w:p>
@@ -116,7 +178,7 @@
         <w:rPr>
           <w:rFonts w:ascii="Arial" w:hAnsi="Arial"/>
         </w:rPr>
-        <w:t>13.  처분</w:t>
+        <w:t xml:space="preserve">  12번.  처분</w:t>
       </w:r>
     </w:p>
     <w:p>
@@ -124,7 +186,17 @@
         <w:rPr>
           <w:rFonts w:ascii="Arial" w:hAnsi="Arial"/>
         </w:rPr>
-        <w:t>14.  처분</w:t>
+        <w:t xml:space="preserve">  13번. 청문</w:t>
+      </w:r>
+    </w:p>
+    <w:p>
+      <w:r>
+        <w:rPr>
+          <w:rFonts w:ascii="Arial" w:hAnsi="Arial"/>
+          <w:b/>
+          <w:sz w:val="24"/>
+        </w:rPr>
+        <w:t>【3) 제재사유의 승계】</w:t>
       </w:r>
     </w:p>
     <w:p>
@@ -132,7 +204,7 @@
         <w:rPr>
           <w:rFonts w:ascii="Arial" w:hAnsi="Arial"/>
         </w:rPr>
-        <w:t>15. 청문</w:t>
+        <w:t xml:space="preserve">  14번. 법률유보</w:t>
       </w:r>
     </w:p>
     <w:p>
@@ -140,7 +212,17 @@
         <w:rPr>
           <w:rFonts w:ascii="Arial" w:hAnsi="Arial"/>
         </w:rPr>
-        <w:t>16. 법률유보</w:t>
+        <w:t xml:space="preserve">  15번.  처분</w:t>
+      </w:r>
+    </w:p>
+    <w:p>
+      <w:r>
+        <w:rPr>
+          <w:rFonts w:ascii="Arial" w:hAnsi="Arial"/>
+          <w:b/>
+          <w:sz w:val="24"/>
+        </w:rPr>
+        <w:t>【II. 처분근거 부존재】</w:t>
       </w:r>
     </w:p>
     <w:p>
@@ -148,7 +230,17 @@
         <w:rPr>
           <w:rFonts w:ascii="Arial" w:hAnsi="Arial"/>
         </w:rPr>
-        <w:t>17.  처분</w:t>
+        <w:t xml:space="preserve">  16번.  처분</w:t>
+      </w:r>
+    </w:p>
+    <w:p>
+      <w:r>
+        <w:rPr>
+          <w:rFonts w:ascii="Arial" w:hAnsi="Arial"/>
+          <w:b/>
+          <w:sz w:val="24"/>
+        </w:rPr>
+        <w:t>【1. 법률유보, 의회유보원칙 / 법령위반】</w:t>
       </w:r>
     </w:p>
     <w:p>
@@ -156,7 +248,7 @@
         <w:rPr>
           <w:rFonts w:ascii="Arial" w:hAnsi="Arial"/>
         </w:rPr>
-        <w:t>18. 법률유보</w:t>
+        <w:t xml:space="preserve">  17번. 법률유보</w:t>
       </w:r>
     </w:p>
     <w:p>
@@ -164,7 +256,7 @@
         <w:rPr>
           <w:rFonts w:ascii="Arial" w:hAnsi="Arial"/>
         </w:rPr>
-        <w:t>19. 법률유보</w:t>
+        <w:t xml:space="preserve">  18번. 행정작용</w:t>
       </w:r>
     </w:p>
     <w:p>
@@ -172,7 +264,7 @@
         <w:rPr>
           <w:rFonts w:ascii="Arial" w:hAnsi="Arial"/>
         </w:rPr>
-        <w:t>20. 행정작용</w:t>
+        <w:t xml:space="preserve">  19번. 침해</w:t>
       </w:r>
     </w:p>
     <w:p>
@@ -180,7 +272,17 @@
         <w:rPr>
           <w:rFonts w:ascii="Arial" w:hAnsi="Arial"/>
         </w:rPr>
-        <w:t>21. 법률유보</w:t>
+        <w:t xml:space="preserve">  20번. 행정작용</w:t>
+      </w:r>
+    </w:p>
+    <w:p>
+      <w:r>
+        <w:rPr>
+          <w:rFonts w:ascii="Arial" w:hAnsi="Arial"/>
+          <w:b/>
+          <w:sz w:val="24"/>
+        </w:rPr>
+        <w:t>【2. 자기구속원칙】</w:t>
       </w:r>
     </w:p>
     <w:p>
@@ -188,7 +290,7 @@
         <w:rPr>
           <w:rFonts w:ascii="Arial" w:hAnsi="Arial"/>
         </w:rPr>
-        <w:t>22. 행정작용</w:t>
+        <w:t xml:space="preserve">  21번. 자기구속</w:t>
       </w:r>
     </w:p>
     <w:p>
@@ -196,7 +298,17 @@
         <w:rPr>
           <w:rFonts w:ascii="Arial" w:hAnsi="Arial"/>
         </w:rPr>
-        <w:t>23. 행정작용</w:t>
+        <w:t xml:space="preserve">  22번. 자기구속</w:t>
+      </w:r>
+    </w:p>
+    <w:p>
+      <w:r>
+        <w:rPr>
+          <w:rFonts w:ascii="Arial" w:hAnsi="Arial"/>
+          <w:b/>
+          <w:sz w:val="24"/>
+        </w:rPr>
+        <w:t>【5. 신뢰보호원칙】</w:t>
       </w:r>
     </w:p>
     <w:p>
@@ -204,7 +316,17 @@
         <w:rPr>
           <w:rFonts w:ascii="Arial" w:hAnsi="Arial"/>
         </w:rPr>
-        <w:t>24. 법률유보</w:t>
+        <w:t xml:space="preserve">  23번. 신뢰보호원칙</w:t>
+      </w:r>
+    </w:p>
+    <w:p>
+      <w:r>
+        <w:rPr>
+          <w:rFonts w:ascii="Arial" w:hAnsi="Arial"/>
+          <w:b/>
+          <w:sz w:val="24"/>
+        </w:rPr>
+        <w:t>【6. 실권의 법리(제재처분의 제척기간)】</w:t>
       </w:r>
     </w:p>
     <w:p>
@@ -212,7 +334,17 @@
         <w:rPr>
           <w:rFonts w:ascii="Arial" w:hAnsi="Arial"/>
         </w:rPr>
-        <w:t>25. 자기구속</w:t>
+        <w:t xml:space="preserve">  24번. 실권</w:t>
+      </w:r>
+    </w:p>
+    <w:p>
+      <w:r>
+        <w:rPr>
+          <w:rFonts w:ascii="Arial" w:hAnsi="Arial"/>
+          <w:b/>
+          <w:sz w:val="24"/>
+        </w:rPr>
+        <w:t>【7. 부당결부금지의 원칙】</w:t>
       </w:r>
     </w:p>
     <w:p>
@@ -220,7 +352,7 @@
         <w:rPr>
           <w:rFonts w:ascii="Arial" w:hAnsi="Arial"/>
         </w:rPr>
-        <w:t>26. 자기구속</w:t>
+        <w:t xml:space="preserve">  25번. 부당결부금지</w:t>
       </w:r>
     </w:p>
     <w:p>
@@ -228,7 +360,7 @@
         <w:rPr>
           <w:rFonts w:ascii="Arial" w:hAnsi="Arial"/>
         </w:rPr>
-        <w:t>27. 신뢰보호원칙</w:t>
+        <w:t xml:space="preserve">  26번. 부당결부금지</w:t>
       </w:r>
     </w:p>
     <w:p>
@@ -236,7 +368,7 @@
         <w:rPr>
           <w:rFonts w:ascii="Arial" w:hAnsi="Arial"/>
         </w:rPr>
-        <w:t>28. 실권</w:t>
+        <w:t xml:space="preserve">  27번. 부당결부금지</w:t>
       </w:r>
     </w:p>
     <w:p>
@@ -244,7 +376,7 @@
         <w:rPr>
           <w:rFonts w:ascii="Arial" w:hAnsi="Arial"/>
         </w:rPr>
-        <w:t>29. 부당결부금지</w:t>
+        <w:t xml:space="preserve">  28번. 행정작용</w:t>
       </w:r>
     </w:p>
     <w:p>
@@ -252,7 +384,17 @@
         <w:rPr>
           <w:rFonts w:ascii="Arial" w:hAnsi="Arial"/>
         </w:rPr>
-        <w:t>30. 부당결부금지</w:t>
+        <w:t xml:space="preserve">  29번. 행정작용</w:t>
+      </w:r>
+    </w:p>
+    <w:p>
+      <w:r>
+        <w:rPr>
+          <w:rFonts w:ascii="Arial" w:hAnsi="Arial"/>
+          <w:b/>
+          <w:sz w:val="24"/>
+        </w:rPr>
+        <w:t>【8. 법 적용 시(제14조)】</w:t>
       </w:r>
     </w:p>
     <w:p>
@@ -260,7 +402,7 @@
         <w:rPr>
           <w:rFonts w:ascii="Arial" w:hAnsi="Arial"/>
         </w:rPr>
-        <w:t>31. 부당결부금지</w:t>
+        <w:t xml:space="preserve">  30번.  처분</w:t>
       </w:r>
     </w:p>
     <w:p>
@@ -268,7 +410,7 @@
         <w:rPr>
           <w:rFonts w:ascii="Arial" w:hAnsi="Arial"/>
         </w:rPr>
-        <w:t>32. 행정작용</w:t>
+        <w:t xml:space="preserve">  31번. 공익</w:t>
       </w:r>
     </w:p>
     <w:p>
@@ -276,7 +418,17 @@
         <w:rPr>
           <w:rFonts w:ascii="Arial" w:hAnsi="Arial"/>
         </w:rPr>
-        <w:t>33. 행정작용</w:t>
+        <w:t xml:space="preserve">  32번. 침해</w:t>
+      </w:r>
+    </w:p>
+    <w:p>
+      <w:r>
+        <w:rPr>
+          <w:rFonts w:ascii="Arial" w:hAnsi="Arial"/>
+          <w:b/>
+          <w:sz w:val="24"/>
+        </w:rPr>
+        <w:t>【9. 판단여지】</w:t>
       </w:r>
     </w:p>
     <w:p>
@@ -284,7 +436,17 @@
         <w:rPr>
           <w:rFonts w:ascii="Arial" w:hAnsi="Arial"/>
         </w:rPr>
-        <w:t>34. 행정작용</w:t>
+        <w:t xml:space="preserve">  33번. 비례원칙</w:t>
+      </w:r>
+    </w:p>
+    <w:p>
+      <w:r>
+        <w:rPr>
+          <w:rFonts w:ascii="Arial" w:hAnsi="Arial"/>
+          <w:b/>
+          <w:sz w:val="24"/>
+        </w:rPr>
+        <w:t>【10. 취소판결의 기속력에 반하는 처분】</w:t>
       </w:r>
     </w:p>
     <w:p>
@@ -292,7 +454,7 @@
         <w:rPr>
           <w:rFonts w:ascii="Arial" w:hAnsi="Arial"/>
         </w:rPr>
-        <w:t>35.  처분</w:t>
+        <w:t xml:space="preserve">  34번.  처분</w:t>
       </w:r>
     </w:p>
     <w:p>
@@ -300,7 +462,7 @@
         <w:rPr>
           <w:rFonts w:ascii="Arial" w:hAnsi="Arial"/>
         </w:rPr>
-        <w:t>36. 공익</w:t>
+        <w:t xml:space="preserve">  35번.  처분</w:t>
       </w:r>
     </w:p>
     <w:p>
@@ -308,7 +470,7 @@
         <w:rPr>
           <w:rFonts w:ascii="Arial" w:hAnsi="Arial"/>
         </w:rPr>
-        <w:t>37. 신뢰이익</w:t>
+        <w:t xml:space="preserve">  36번.  처분</w:t>
       </w:r>
     </w:p>
     <w:p>
@@ -316,7 +478,17 @@
         <w:rPr>
           <w:rFonts w:ascii="Arial" w:hAnsi="Arial"/>
         </w:rPr>
-        <w:t>38. 공익</w:t>
+        <w:t xml:space="preserve">  37번.  처분</w:t>
+      </w:r>
+    </w:p>
+    <w:p>
+      <w:r>
+        <w:rPr>
+          <w:rFonts w:ascii="Arial" w:hAnsi="Arial"/>
+          <w:b/>
+          <w:sz w:val="24"/>
+        </w:rPr>
+        <w:t>【IV. 행정절차법】</w:t>
       </w:r>
     </w:p>
     <w:p>
@@ -324,7 +496,7 @@
         <w:rPr>
           <w:rFonts w:ascii="Arial" w:hAnsi="Arial"/>
         </w:rPr>
-        <w:t>39. 비례원칙</w:t>
+        <w:t xml:space="preserve">  38번. 행정절차법</w:t>
       </w:r>
     </w:p>
     <w:p>
@@ -332,7 +504,7 @@
         <w:rPr>
           <w:rFonts w:ascii="Arial" w:hAnsi="Arial"/>
         </w:rPr>
-        <w:t>40.  처분</w:t>
+        <w:t xml:space="preserve">  39번. 청문</w:t>
       </w:r>
     </w:p>
     <w:p>
@@ -340,7 +512,7 @@
         <w:rPr>
           <w:rFonts w:ascii="Arial" w:hAnsi="Arial"/>
         </w:rPr>
-        <w:t>41.  처분</w:t>
+        <w:t xml:space="preserve">  40번.  처분</w:t>
       </w:r>
     </w:p>
     <w:p>
@@ -348,7 +520,7 @@
         <w:rPr>
           <w:rFonts w:ascii="Arial" w:hAnsi="Arial"/>
         </w:rPr>
-        <w:t>42.  처분</w:t>
+        <w:t xml:space="preserve">  41번.  처분</w:t>
       </w:r>
     </w:p>
     <w:p>
@@ -356,7 +528,17 @@
         <w:rPr>
           <w:rFonts w:ascii="Arial" w:hAnsi="Arial"/>
         </w:rPr>
-        <w:t>43.  처분</w:t>
+        <w:t xml:space="preserve">  42번.  처분</w:t>
+      </w:r>
+    </w:p>
+    <w:p>
+      <w:r>
+        <w:rPr>
+          <w:rFonts w:ascii="Arial" w:hAnsi="Arial"/>
+          <w:b/>
+          <w:sz w:val="24"/>
+        </w:rPr>
+        <w:t>【1. 적용범위】</w:t>
       </w:r>
     </w:p>
     <w:p>
@@ -364,7 +546,7 @@
         <w:rPr>
           <w:rFonts w:ascii="Arial" w:hAnsi="Arial"/>
         </w:rPr>
-        <w:t>44.  처분</w:t>
+        <w:t xml:space="preserve">  43번. 적용범위</w:t>
       </w:r>
     </w:p>
     <w:p>
@@ -372,7 +554,7 @@
         <w:rPr>
           <w:rFonts w:ascii="Arial" w:hAnsi="Arial"/>
         </w:rPr>
-        <w:t>45. 의견제출</w:t>
+        <w:t xml:space="preserve">  44번. 행정절차법</w:t>
       </w:r>
     </w:p>
     <w:p>
@@ -380,7 +562,7 @@
         <w:rPr>
           <w:rFonts w:ascii="Arial" w:hAnsi="Arial"/>
         </w:rPr>
-        <w:t>46.  처분</w:t>
+        <w:t xml:space="preserve">  45번. 행정절차법</w:t>
       </w:r>
     </w:p>
     <w:p>
@@ -388,7 +570,7 @@
         <w:rPr>
           <w:rFonts w:ascii="Arial" w:hAnsi="Arial"/>
         </w:rPr>
-        <w:t>47. 사전통지</w:t>
+        <w:t xml:space="preserve">  46번. 행정절차법</w:t>
       </w:r>
     </w:p>
     <w:p>
@@ -396,7 +578,7 @@
         <w:rPr>
           <w:rFonts w:ascii="Arial" w:hAnsi="Arial"/>
         </w:rPr>
-        <w:t>48.  처분</w:t>
+        <w:t xml:space="preserve">  47번. 행정절차법</w:t>
       </w:r>
     </w:p>
     <w:p>
@@ -404,7 +586,17 @@
         <w:rPr>
           <w:rFonts w:ascii="Arial" w:hAnsi="Arial"/>
         </w:rPr>
-        <w:t>49.  처분</w:t>
+        <w:t xml:space="preserve">  48번. 행정절차법</w:t>
+      </w:r>
+    </w:p>
+    <w:p>
+      <w:r>
+        <w:rPr>
+          <w:rFonts w:ascii="Arial" w:hAnsi="Arial"/>
+          <w:b/>
+          <w:sz w:val="24"/>
+        </w:rPr>
+        <w:t>【2. 거부처분에 사전통지 적용 여부】</w:t>
       </w:r>
     </w:p>
     <w:p>
@@ -412,7 +604,7 @@
         <w:rPr>
           <w:rFonts w:ascii="Arial" w:hAnsi="Arial"/>
         </w:rPr>
-        <w:t>50.  처분</w:t>
+        <w:t xml:space="preserve">  49번. 사전통지</w:t>
       </w:r>
     </w:p>
     <w:p>
@@ -420,7 +612,7 @@
         <w:rPr>
           <w:rFonts w:ascii="Arial" w:hAnsi="Arial"/>
         </w:rPr>
-        <w:t>51. 적용범위</w:t>
+        <w:t xml:space="preserve">  50번.  처분</w:t>
       </w:r>
     </w:p>
     <w:p>
@@ -428,7 +620,7 @@
         <w:rPr>
           <w:rFonts w:ascii="Arial" w:hAnsi="Arial"/>
         </w:rPr>
-        <w:t>52. 행정작용</w:t>
+        <w:t xml:space="preserve">  51번.  처분</w:t>
       </w:r>
     </w:p>
     <w:p>
@@ -436,7 +628,17 @@
         <w:rPr>
           <w:rFonts w:ascii="Arial" w:hAnsi="Arial"/>
         </w:rPr>
-        <w:t>53. 행정절차법</w:t>
+        <w:t xml:space="preserve">  52번.  처분</w:t>
+      </w:r>
+    </w:p>
+    <w:p>
+      <w:r>
+        <w:rPr>
+          <w:rFonts w:ascii="Arial" w:hAnsi="Arial"/>
+          <w:b/>
+          <w:sz w:val="24"/>
+        </w:rPr>
+        <w:t>【3. 독자적 위법성】</w:t>
       </w:r>
     </w:p>
     <w:p>
@@ -444,7 +646,17 @@
         <w:rPr>
           <w:rFonts w:ascii="Arial" w:hAnsi="Arial"/>
         </w:rPr>
-        <w:t>54. 행정절차법</w:t>
+        <w:t xml:space="preserve">  53번.  처분</w:t>
+      </w:r>
+    </w:p>
+    <w:p>
+      <w:r>
+        <w:rPr>
+          <w:rFonts w:ascii="Arial" w:hAnsi="Arial"/>
+          <w:b/>
+          <w:sz w:val="24"/>
+        </w:rPr>
+        <w:t>【V. 정보공개법】</w:t>
       </w:r>
     </w:p>
     <w:p>
@@ -452,7 +664,7 @@
         <w:rPr>
           <w:rFonts w:ascii="Arial" w:hAnsi="Arial"/>
         </w:rPr>
-        <w:t>55.  처분</w:t>
+        <w:t xml:space="preserve">  54번. 공익</w:t>
       </w:r>
     </w:p>
     <w:p>
@@ -460,7 +672,7 @@
         <w:rPr>
           <w:rFonts w:ascii="Arial" w:hAnsi="Arial"/>
         </w:rPr>
-        <w:t>56. 청문</w:t>
+        <w:t xml:space="preserve">  55번. 적합성</w:t>
       </w:r>
     </w:p>
     <w:p>
@@ -468,7 +680,7 @@
         <w:rPr>
           <w:rFonts w:ascii="Arial" w:hAnsi="Arial"/>
         </w:rPr>
-        <w:t>57. 사전통지</w:t>
+        <w:t xml:space="preserve">  56번.  처분</w:t>
       </w:r>
     </w:p>
     <w:p>
@@ -476,7 +688,7 @@
         <w:rPr>
           <w:rFonts w:ascii="Arial" w:hAnsi="Arial"/>
         </w:rPr>
-        <w:t>58.  처분</w:t>
+        <w:t xml:space="preserve">  57번.  처분</w:t>
       </w:r>
     </w:p>
     <w:p>
@@ -484,7 +696,7 @@
         <w:rPr>
           <w:rFonts w:ascii="Arial" w:hAnsi="Arial"/>
         </w:rPr>
-        <w:t>59. 행정절차법</w:t>
+        <w:t xml:space="preserve">  58번.  처분</w:t>
       </w:r>
     </w:p>
     <w:p>
@@ -492,7 +704,7 @@
         <w:rPr>
           <w:rFonts w:ascii="Arial" w:hAnsi="Arial"/>
         </w:rPr>
-        <w:t>60. 행정절차법</w:t>
+        <w:t xml:space="preserve">  59번.  처분</w:t>
       </w:r>
     </w:p>
     <w:p>
@@ -500,7 +712,7 @@
         <w:rPr>
           <w:rFonts w:ascii="Arial" w:hAnsi="Arial"/>
         </w:rPr>
-        <w:t>61. 사전통지</w:t>
+        <w:t xml:space="preserve">  60번.  처분</w:t>
       </w:r>
     </w:p>
     <w:p>
@@ -508,7 +720,7 @@
         <w:rPr>
           <w:rFonts w:ascii="Arial" w:hAnsi="Arial"/>
         </w:rPr>
-        <w:t>62. 사전통지</w:t>
+        <w:t xml:space="preserve">  61번. 평등원칙</w:t>
       </w:r>
     </w:p>
     <w:p>
@@ -516,7 +728,7 @@
         <w:rPr>
           <w:rFonts w:ascii="Arial" w:hAnsi="Arial"/>
         </w:rPr>
-        <w:t>63.  처분</w:t>
+        <w:t xml:space="preserve">  62번. 행정관행</w:t>
       </w:r>
     </w:p>
     <w:p>
@@ -524,7 +736,7 @@
         <w:rPr>
           <w:rFonts w:ascii="Arial" w:hAnsi="Arial"/>
         </w:rPr>
-        <w:t>64. 사전통지</w:t>
+        <w:t xml:space="preserve">  63번. 행정관행</w:t>
       </w:r>
     </w:p>
     <w:p>
@@ -532,7 +744,7 @@
         <w:rPr>
           <w:rFonts w:ascii="Arial" w:hAnsi="Arial"/>
         </w:rPr>
-        <w:t>65.  처분</w:t>
+        <w:t xml:space="preserve">  64번. 필요성</w:t>
       </w:r>
     </w:p>
     <w:p>
@@ -540,7 +752,7 @@
         <w:rPr>
           <w:rFonts w:ascii="Arial" w:hAnsi="Arial"/>
         </w:rPr>
-        <w:t>66. 사전통지</w:t>
+        <w:t xml:space="preserve">  65번. 자기구속</w:t>
       </w:r>
     </w:p>
     <w:p>
@@ -548,7 +760,7 @@
         <w:rPr>
           <w:rFonts w:ascii="Arial" w:hAnsi="Arial"/>
         </w:rPr>
-        <w:t>67.  처분</w:t>
+        <w:t xml:space="preserve">  66번. 행정관행</w:t>
       </w:r>
     </w:p>
     <w:p>
@@ -556,7 +768,7 @@
         <w:rPr>
           <w:rFonts w:ascii="Arial" w:hAnsi="Arial"/>
         </w:rPr>
-        <w:t>68.  처분</w:t>
+        <w:t xml:space="preserve">  67번. 행정관행</w:t>
       </w:r>
     </w:p>
     <w:p>
@@ -564,7 +776,7 @@
         <w:rPr>
           <w:rFonts w:ascii="Arial" w:hAnsi="Arial"/>
         </w:rPr>
-        <w:t>69. 공익</w:t>
+        <w:t xml:space="preserve">  68번. 행정관행</w:t>
       </w:r>
     </w:p>
     <w:p>
@@ -572,7 +784,7 @@
         <w:rPr>
           <w:rFonts w:ascii="Arial" w:hAnsi="Arial"/>
         </w:rPr>
-        <w:t>70. 적합성</w:t>
+        <w:t xml:space="preserve">  69번. 자기구속</w:t>
       </w:r>
     </w:p>
     <w:p>
@@ -580,7 +792,7 @@
         <w:rPr>
           <w:rFonts w:ascii="Arial" w:hAnsi="Arial"/>
         </w:rPr>
-        <w:t>71.  처분</w:t>
+        <w:t xml:space="preserve">  70번. 신뢰보호원칙</w:t>
       </w:r>
     </w:p>
     <w:p>
@@ -588,7 +800,7 @@
         <w:rPr>
           <w:rFonts w:ascii="Arial" w:hAnsi="Arial"/>
         </w:rPr>
-        <w:t>72.  처분</w:t>
+        <w:t xml:space="preserve">  71번. 차별</w:t>
       </w:r>
     </w:p>
     <w:p>
@@ -596,7 +808,7 @@
         <w:rPr>
           <w:rFonts w:ascii="Arial" w:hAnsi="Arial"/>
         </w:rPr>
-        <w:t>73.  처분</w:t>
+        <w:t xml:space="preserve">  72번. 차별</w:t>
       </w:r>
     </w:p>
     <w:p>
@@ -604,7 +816,7 @@
         <w:rPr>
           <w:rFonts w:ascii="Arial" w:hAnsi="Arial"/>
         </w:rPr>
-        <w:t>74.  처분</w:t>
+        <w:t xml:space="preserve">  73번. 평등원칙</w:t>
       </w:r>
     </w:p>
     <w:p>
@@ -612,7 +824,7 @@
         <w:rPr>
           <w:rFonts w:ascii="Arial" w:hAnsi="Arial"/>
         </w:rPr>
-        <w:t>75.  처분</w:t>
+        <w:t xml:space="preserve">  74번. 행정작용</w:t>
       </w:r>
     </w:p>
     <w:p>
@@ -620,7 +832,7 @@
         <w:rPr>
           <w:rFonts w:ascii="Arial" w:hAnsi="Arial"/>
         </w:rPr>
-        <w:t>76. 자기구속</w:t>
+        <w:t xml:space="preserve">  75번. 최소한도</w:t>
       </w:r>
     </w:p>
     <w:p>
@@ -628,7 +840,7 @@
         <w:rPr>
           <w:rFonts w:ascii="Arial" w:hAnsi="Arial"/>
         </w:rPr>
-        <w:t>77. 행정관행</w:t>
+        <w:t xml:space="preserve">  76번. 침해</w:t>
       </w:r>
     </w:p>
     <w:p>
@@ -636,7 +848,7 @@
         <w:rPr>
           <w:rFonts w:ascii="Arial" w:hAnsi="Arial"/>
         </w:rPr>
-        <w:t>78. 자기구속</w:t>
+        <w:t xml:space="preserve">  77번. 필요성</w:t>
       </w:r>
     </w:p>
     <w:p>
@@ -644,7 +856,7 @@
         <w:rPr>
           <w:rFonts w:ascii="Arial" w:hAnsi="Arial"/>
         </w:rPr>
-        <w:t>79. 행정관행</w:t>
+        <w:t xml:space="preserve">  78번. 공익</w:t>
       </w:r>
     </w:p>
     <w:p>
@@ -652,7 +864,7 @@
         <w:rPr>
           <w:rFonts w:ascii="Arial" w:hAnsi="Arial"/>
         </w:rPr>
-        <w:t>80. 자기구속</w:t>
+        <w:t xml:space="preserve">  79번. 침해</w:t>
       </w:r>
     </w:p>
     <w:p>
@@ -660,7 +872,7 @@
         <w:rPr>
           <w:rFonts w:ascii="Arial" w:hAnsi="Arial"/>
         </w:rPr>
-        <w:t>81. 공익</w:t>
+        <w:t xml:space="preserve">  80번. 공익</w:t>
       </w:r>
     </w:p>
     <w:p>
@@ -668,7 +880,7 @@
         <w:rPr>
           <w:rFonts w:ascii="Arial" w:hAnsi="Arial"/>
         </w:rPr>
-        <w:t>82. 필요성</w:t>
+        <w:t xml:space="preserve">  81번. 침해</w:t>
       </w:r>
     </w:p>
     <w:p>
@@ -676,7 +888,7 @@
         <w:rPr>
           <w:rFonts w:ascii="Arial" w:hAnsi="Arial"/>
         </w:rPr>
-        <w:t>83. 자기구속</w:t>
+        <w:t xml:space="preserve">  82번. 신뢰보호원칙</w:t>
       </w:r>
     </w:p>
     <w:p>
@@ -684,7 +896,7 @@
         <w:rPr>
           <w:rFonts w:ascii="Arial" w:hAnsi="Arial"/>
         </w:rPr>
-        <w:t>84. 자기구속</w:t>
+        <w:t xml:space="preserve">  83번. 정당한 사유</w:t>
       </w:r>
     </w:p>
     <w:p>
@@ -692,7 +904,7 @@
         <w:rPr>
           <w:rFonts w:ascii="Arial" w:hAnsi="Arial"/>
         </w:rPr>
-        <w:t>85. 행정관행</w:t>
+        <w:t xml:space="preserve">  84번.  처분</w:t>
       </w:r>
     </w:p>
     <w:p>
@@ -700,7 +912,7 @@
         <w:rPr>
           <w:rFonts w:ascii="Arial" w:hAnsi="Arial"/>
         </w:rPr>
-        <w:t>86. 행정관행</w:t>
+        <w:t xml:space="preserve">  85번. 정당한 사유</w:t>
       </w:r>
     </w:p>
     <w:p>
@@ -708,7 +920,7 @@
         <w:rPr>
           <w:rFonts w:ascii="Arial" w:hAnsi="Arial"/>
         </w:rPr>
-        <w:t>87. 자기구속</w:t>
+        <w:t xml:space="preserve">  86번. 공익</w:t>
       </w:r>
     </w:p>
     <w:p>
@@ -716,7 +928,7 @@
         <w:rPr>
           <w:rFonts w:ascii="Arial" w:hAnsi="Arial"/>
         </w:rPr>
-        <w:t>88. 행정관행</w:t>
+        <w:t xml:space="preserve">  87번. 정당한 사유</w:t>
       </w:r>
     </w:p>
     <w:p>
@@ -724,7 +936,7 @@
         <w:rPr>
           <w:rFonts w:ascii="Arial" w:hAnsi="Arial"/>
         </w:rPr>
-        <w:t>89. 자기구속</w:t>
+        <w:t xml:space="preserve">  88번. 행정작용</w:t>
       </w:r>
     </w:p>
     <w:p>
@@ -732,7 +944,7 @@
         <w:rPr>
           <w:rFonts w:ascii="Arial" w:hAnsi="Arial"/>
         </w:rPr>
-        <w:t>90. 적합성</w:t>
+        <w:t xml:space="preserve">  89번. 행정작용</w:t>
       </w:r>
     </w:p>
     <w:p>
@@ -740,7 +952,7 @@
         <w:rPr>
           <w:rFonts w:ascii="Arial" w:hAnsi="Arial"/>
         </w:rPr>
-        <w:t>91. 자기구속</w:t>
+        <w:t xml:space="preserve">  90번. 행정작용</w:t>
       </w:r>
     </w:p>
     <w:p>
@@ -748,7 +960,7 @@
         <w:rPr>
           <w:rFonts w:ascii="Arial" w:hAnsi="Arial"/>
         </w:rPr>
-        <w:t>92. 합리적 이유</w:t>
+        <w:t xml:space="preserve">  91번. 행정절차법</w:t>
       </w:r>
     </w:p>
     <w:p>
@@ -756,7 +968,7 @@
         <w:rPr>
           <w:rFonts w:ascii="Arial" w:hAnsi="Arial"/>
         </w:rPr>
-        <w:t>93. 차별</w:t>
+        <w:t xml:space="preserve">  92번. 사전통지</w:t>
       </w:r>
     </w:p>
     <w:p>
@@ -764,7 +976,7 @@
         <w:rPr>
           <w:rFonts w:ascii="Arial" w:hAnsi="Arial"/>
         </w:rPr>
-        <w:t>94. 합리적 이유</w:t>
+        <w:t xml:space="preserve">  93번.  처분</w:t>
       </w:r>
     </w:p>
     <w:p>
@@ -772,7 +984,7 @@
         <w:rPr>
           <w:rFonts w:ascii="Arial" w:hAnsi="Arial"/>
         </w:rPr>
-        <w:t>95. 차별</w:t>
+        <w:t xml:space="preserve">  94번.  처분</w:t>
       </w:r>
     </w:p>
     <w:p>
@@ -780,7 +992,7 @@
         <w:rPr>
           <w:rFonts w:ascii="Arial" w:hAnsi="Arial"/>
         </w:rPr>
-        <w:t>96. 평등원칙</w:t>
+        <w:t xml:space="preserve">  95번.  처분</w:t>
       </w:r>
     </w:p>
     <w:p>
@@ -788,7 +1000,7 @@
         <w:rPr>
           <w:rFonts w:ascii="Arial" w:hAnsi="Arial"/>
         </w:rPr>
-        <w:t>97. 차별</w:t>
+        <w:t xml:space="preserve">  96번.  처분</w:t>
       </w:r>
     </w:p>
     <w:p>
@@ -796,7 +1008,7 @@
         <w:rPr>
           <w:rFonts w:ascii="Arial" w:hAnsi="Arial"/>
         </w:rPr>
-        <w:t>98. 행정작용</w:t>
+        <w:t xml:space="preserve">  97번. 청문</w:t>
       </w:r>
     </w:p>
     <w:p>
@@ -804,7 +1016,7 @@
         <w:rPr>
           <w:rFonts w:ascii="Arial" w:hAnsi="Arial"/>
         </w:rPr>
-        <w:t>99. 최소한도</w:t>
+        <w:t xml:space="preserve">  98번. 의견제출</w:t>
       </w:r>
     </w:p>
     <w:p>
@@ -812,7 +1024,7 @@
         <w:rPr>
           <w:rFonts w:ascii="Arial" w:hAnsi="Arial"/>
         </w:rPr>
-        <w:t>100. 행정작용</w:t>
+        <w:t xml:space="preserve">  99번.  처분</w:t>
       </w:r>
     </w:p>
     <w:p>
@@ -820,7 +1032,7 @@
         <w:rPr>
           <w:rFonts w:ascii="Arial" w:hAnsi="Arial"/>
         </w:rPr>
-        <w:t>101. 공익</w:t>
+        <w:t xml:space="preserve">  100번.  처분</w:t>
       </w:r>
     </w:p>
     <w:p>
@@ -828,7 +1040,7 @@
         <w:rPr>
           <w:rFonts w:ascii="Arial" w:hAnsi="Arial"/>
         </w:rPr>
-        <w:t>102. 필요성</w:t>
+        <w:t xml:space="preserve">  101번.  처분</w:t>
       </w:r>
     </w:p>
     <w:p>
@@ -836,7 +1048,7 @@
         <w:rPr>
           <w:rFonts w:ascii="Arial" w:hAnsi="Arial"/>
         </w:rPr>
-        <w:t>103. 상당성</w:t>
+        <w:t xml:space="preserve">  102번.  처분</w:t>
       </w:r>
     </w:p>
     <w:p>
@@ -844,7 +1056,7 @@
         <w:rPr>
           <w:rFonts w:ascii="Arial" w:hAnsi="Arial"/>
         </w:rPr>
-        <w:t>104. 공익</w:t>
+        <w:t xml:space="preserve">  103번. 요청</w:t>
       </w:r>
     </w:p>
     <w:p>
@@ -852,7 +1064,7 @@
         <w:rPr>
           <w:rFonts w:ascii="Arial" w:hAnsi="Arial"/>
         </w:rPr>
-        <w:t>105. 침해</w:t>
+        <w:t xml:space="preserve">  104번.  처분</w:t>
       </w:r>
     </w:p>
     <w:p>
@@ -860,7 +1072,7 @@
         <w:rPr>
           <w:rFonts w:ascii="Arial" w:hAnsi="Arial"/>
         </w:rPr>
-        <w:t>106.  처분</w:t>
+        <w:t xml:space="preserve">  105번. 요청</w:t>
       </w:r>
     </w:p>
     <w:p>
@@ -868,7 +1080,7 @@
         <w:rPr>
           <w:rFonts w:ascii="Arial" w:hAnsi="Arial"/>
         </w:rPr>
-        <w:t>107. 공익</w:t>
+        <w:t xml:space="preserve">  106번.  처분</w:t>
       </w:r>
     </w:p>
     <w:p>
@@ -876,271 +1088,7 @@
         <w:rPr>
           <w:rFonts w:ascii="Arial" w:hAnsi="Arial"/>
         </w:rPr>
-        <w:t>108. 적합성</w:t>
-      </w:r>
-    </w:p>
-    <w:p>
-      <w:r>
-        <w:rPr>
-          <w:rFonts w:ascii="Arial" w:hAnsi="Arial"/>
-        </w:rPr>
-        <w:t>109. 적합성</w:t>
-      </w:r>
-    </w:p>
-    <w:p>
-      <w:r>
-        <w:rPr>
-          <w:rFonts w:ascii="Arial" w:hAnsi="Arial"/>
-        </w:rPr>
-        <w:t>110. 실권</w:t>
-      </w:r>
-    </w:p>
-    <w:p>
-      <w:r>
-        <w:rPr>
-          <w:rFonts w:ascii="Arial" w:hAnsi="Arial"/>
-        </w:rPr>
-        <w:t>111. 신뢰보호원칙</w:t>
-      </w:r>
-    </w:p>
-    <w:p>
-      <w:r>
-        <w:rPr>
-          <w:rFonts w:ascii="Arial" w:hAnsi="Arial"/>
-        </w:rPr>
-        <w:t>112. 정당한 사유</w:t>
-      </w:r>
-    </w:p>
-    <w:p>
-      <w:r>
-        <w:rPr>
-          <w:rFonts w:ascii="Arial" w:hAnsi="Arial"/>
-        </w:rPr>
-        <w:t>113. 공익</w:t>
-      </w:r>
-    </w:p>
-    <w:p>
-      <w:r>
-        <w:rPr>
-          <w:rFonts w:ascii="Arial" w:hAnsi="Arial"/>
-        </w:rPr>
-        <w:t>114.  처분</w:t>
-      </w:r>
-    </w:p>
-    <w:p>
-      <w:r>
-        <w:rPr>
-          <w:rFonts w:ascii="Arial" w:hAnsi="Arial"/>
-        </w:rPr>
-        <w:t>115. 정당한 사유</w:t>
-      </w:r>
-    </w:p>
-    <w:p>
-      <w:r>
-        <w:rPr>
-          <w:rFonts w:ascii="Arial" w:hAnsi="Arial"/>
-        </w:rPr>
-        <w:t>116. 공익</w:t>
-      </w:r>
-    </w:p>
-    <w:p>
-      <w:r>
-        <w:rPr>
-          <w:rFonts w:ascii="Arial" w:hAnsi="Arial"/>
-        </w:rPr>
-        <w:t>117. 정당한 사유</w:t>
-      </w:r>
-    </w:p>
-    <w:p>
-      <w:r>
-        <w:rPr>
-          <w:rFonts w:ascii="Arial" w:hAnsi="Arial"/>
-        </w:rPr>
-        <w:t>118. 행정작용</w:t>
-      </w:r>
-    </w:p>
-    <w:p>
-      <w:r>
-        <w:rPr>
-          <w:rFonts w:ascii="Arial" w:hAnsi="Arial"/>
-        </w:rPr>
-        <w:t>119. 부당결부금지</w:t>
-      </w:r>
-    </w:p>
-    <w:p>
-      <w:r>
-        <w:rPr>
-          <w:rFonts w:ascii="Arial" w:hAnsi="Arial"/>
-        </w:rPr>
-        <w:t>120. 행정작용</w:t>
-      </w:r>
-    </w:p>
-    <w:p>
-      <w:r>
-        <w:rPr>
-          <w:rFonts w:ascii="Arial" w:hAnsi="Arial"/>
-        </w:rPr>
-        <w:t>121. 행정작용</w:t>
-      </w:r>
-    </w:p>
-    <w:p>
-      <w:r>
-        <w:rPr>
-          <w:rFonts w:ascii="Arial" w:hAnsi="Arial"/>
-        </w:rPr>
-        <w:t>122. 행정작용</w:t>
-      </w:r>
-    </w:p>
-    <w:p>
-      <w:r>
-        <w:rPr>
-          <w:rFonts w:ascii="Arial" w:hAnsi="Arial"/>
-        </w:rPr>
-        <w:t>123.  처분</w:t>
-      </w:r>
-    </w:p>
-    <w:p>
-      <w:r>
-        <w:rPr>
-          <w:rFonts w:ascii="Arial" w:hAnsi="Arial"/>
-        </w:rPr>
-        <w:t>124. 행정절차법</w:t>
-      </w:r>
-    </w:p>
-    <w:p>
-      <w:r>
-        <w:rPr>
-          <w:rFonts w:ascii="Arial" w:hAnsi="Arial"/>
-        </w:rPr>
-        <w:t>125. 사전통지</w:t>
-      </w:r>
-    </w:p>
-    <w:p>
-      <w:r>
-        <w:rPr>
-          <w:rFonts w:ascii="Arial" w:hAnsi="Arial"/>
-        </w:rPr>
-        <w:t>126.  처분</w:t>
-      </w:r>
-    </w:p>
-    <w:p>
-      <w:r>
-        <w:rPr>
-          <w:rFonts w:ascii="Arial" w:hAnsi="Arial"/>
-        </w:rPr>
-        <w:t>127.  처분</w:t>
-      </w:r>
-    </w:p>
-    <w:p>
-      <w:r>
-        <w:rPr>
-          <w:rFonts w:ascii="Arial" w:hAnsi="Arial"/>
-        </w:rPr>
-        <w:t>128.  처분</w:t>
-      </w:r>
-    </w:p>
-    <w:p>
-      <w:r>
-        <w:rPr>
-          <w:rFonts w:ascii="Arial" w:hAnsi="Arial"/>
-        </w:rPr>
-        <w:t>129.  처분</w:t>
-      </w:r>
-    </w:p>
-    <w:p>
-      <w:r>
-        <w:rPr>
-          <w:rFonts w:ascii="Arial" w:hAnsi="Arial"/>
-        </w:rPr>
-        <w:t>130. 청문</w:t>
-      </w:r>
-    </w:p>
-    <w:p>
-      <w:r>
-        <w:rPr>
-          <w:rFonts w:ascii="Arial" w:hAnsi="Arial"/>
-        </w:rPr>
-        <w:t>131. 의견제출</w:t>
-      </w:r>
-    </w:p>
-    <w:p>
-      <w:r>
-        <w:rPr>
-          <w:rFonts w:ascii="Arial" w:hAnsi="Arial"/>
-        </w:rPr>
-        <w:t>132.  처분</w:t>
-      </w:r>
-    </w:p>
-    <w:p>
-      <w:r>
-        <w:rPr>
-          <w:rFonts w:ascii="Arial" w:hAnsi="Arial"/>
-        </w:rPr>
-        <w:t>133.  처분</w:t>
-      </w:r>
-    </w:p>
-    <w:p>
-      <w:r>
-        <w:rPr>
-          <w:rFonts w:ascii="Arial" w:hAnsi="Arial"/>
-        </w:rPr>
-        <w:t>134.  처분</w:t>
-      </w:r>
-    </w:p>
-    <w:p>
-      <w:r>
-        <w:rPr>
-          <w:rFonts w:ascii="Arial" w:hAnsi="Arial"/>
-        </w:rPr>
-        <w:t>135.  처분</w:t>
-      </w:r>
-    </w:p>
-    <w:p>
-      <w:r>
-        <w:rPr>
-          <w:rFonts w:ascii="Arial" w:hAnsi="Arial"/>
-        </w:rPr>
-        <w:t>136. 요청</w:t>
-      </w:r>
-    </w:p>
-    <w:p>
-      <w:r>
-        <w:rPr>
-          <w:rFonts w:ascii="Arial" w:hAnsi="Arial"/>
-        </w:rPr>
-        <w:t>137.  처분</w:t>
-      </w:r>
-    </w:p>
-    <w:p>
-      <w:r>
-        <w:rPr>
-          <w:rFonts w:ascii="Arial" w:hAnsi="Arial"/>
-        </w:rPr>
-        <w:t>138.  처분</w:t>
-      </w:r>
-    </w:p>
-    <w:p>
-      <w:r>
-        <w:rPr>
-          <w:rFonts w:ascii="Arial" w:hAnsi="Arial"/>
-        </w:rPr>
-        <w:t>139. 요청</w:t>
-      </w:r>
-    </w:p>
-    <w:p>
-      <w:r>
-        <w:rPr>
-          <w:rFonts w:ascii="Arial" w:hAnsi="Arial"/>
-        </w:rPr>
-        <w:t>140.  처분</w:t>
-      </w:r>
-    </w:p>
-    <w:p>
-      <w:r>
-        <w:rPr>
-          <w:rFonts w:ascii="Arial" w:hAnsi="Arial"/>
-        </w:rPr>
-        <w:t>141. 사전통지</w:t>
+        <w:t xml:space="preserve">  107번. 사전통지</w:t>
       </w:r>
     </w:p>
     <w:sectPr>

--- a/word proj/사례_행정과 법원리, 행정절차_답안.docx
+++ b/word proj/사례_행정과 법원리, 행정절차_답안.docx
@@ -30,7 +30,7 @@
         <w:rPr>
           <w:rFonts w:ascii="Arial" w:hAnsi="Arial"/>
         </w:rPr>
-        <w:t xml:space="preserve">  1번. 행정절차법</w:t>
+        <w:t xml:space="preserve">  6-1. 행정절차법</w:t>
       </w:r>
     </w:p>
     <w:p>
@@ -48,7 +48,7 @@
         <w:rPr>
           <w:rFonts w:ascii="Arial" w:hAnsi="Arial"/>
         </w:rPr>
-        <w:t xml:space="preserve">  2번.  처분</w:t>
+        <w:t xml:space="preserve">  8-1.  처분</w:t>
       </w:r>
     </w:p>
     <w:p>
@@ -56,7 +56,7 @@
         <w:rPr>
           <w:rFonts w:ascii="Arial" w:hAnsi="Arial"/>
         </w:rPr>
-        <w:t xml:space="preserve">  3번.  처분</w:t>
+        <w:t xml:space="preserve">  9-1.  처분</w:t>
       </w:r>
     </w:p>
     <w:p>
@@ -64,7 +64,7 @@
         <w:rPr>
           <w:rFonts w:ascii="Arial" w:hAnsi="Arial"/>
         </w:rPr>
-        <w:t xml:space="preserve">  4번.  처분</w:t>
+        <w:t xml:space="preserve">  10-1.  처분</w:t>
       </w:r>
     </w:p>
     <w:p>
@@ -82,7 +82,7 @@
         <w:rPr>
           <w:rFonts w:ascii="Arial" w:hAnsi="Arial"/>
         </w:rPr>
-        <w:t xml:space="preserve">  5번.  처분</w:t>
+        <w:t xml:space="preserve">  14-1.  처분</w:t>
       </w:r>
     </w:p>
     <w:p>
@@ -100,7 +100,7 @@
         <w:rPr>
           <w:rFonts w:ascii="Arial" w:hAnsi="Arial"/>
         </w:rPr>
-        <w:t xml:space="preserve">  6번. 침해</w:t>
+        <w:t xml:space="preserve">  22-1. 침해</w:t>
       </w:r>
     </w:p>
     <w:p>
@@ -108,7 +108,7 @@
         <w:rPr>
           <w:rFonts w:ascii="Arial" w:hAnsi="Arial"/>
         </w:rPr>
-        <w:t xml:space="preserve">  7번. 공익</w:t>
+        <w:t xml:space="preserve">  23-1. 공익</w:t>
       </w:r>
     </w:p>
     <w:p>
@@ -116,7 +116,7 @@
         <w:rPr>
           <w:rFonts w:ascii="Arial" w:hAnsi="Arial"/>
         </w:rPr>
-        <w:t xml:space="preserve">  8번. 부작위</w:t>
+        <w:t xml:space="preserve">  24-1. 부작위</w:t>
       </w:r>
     </w:p>
     <w:p>
@@ -134,7 +134,7 @@
         <w:rPr>
           <w:rFonts w:ascii="Arial" w:hAnsi="Arial"/>
         </w:rPr>
-        <w:t xml:space="preserve">  9번.  처분</w:t>
+        <w:t xml:space="preserve">  35-1.  처분</w:t>
       </w:r>
     </w:p>
     <w:p>
@@ -142,7 +142,7 @@
         <w:rPr>
           <w:rFonts w:ascii="Arial" w:hAnsi="Arial"/>
         </w:rPr>
-        <w:t xml:space="preserve">  10번.  처분</w:t>
+        <w:t xml:space="preserve">  36-1.  처분</w:t>
       </w:r>
     </w:p>
     <w:p>
@@ -160,7 +160,7 @@
         <w:rPr>
           <w:rFonts w:ascii="Arial" w:hAnsi="Arial"/>
         </w:rPr>
-        <w:t xml:space="preserve">  11번. 행정절차법</w:t>
+        <w:t xml:space="preserve">  41-1. 행정절차법</w:t>
       </w:r>
     </w:p>
     <w:p>
@@ -178,7 +178,7 @@
         <w:rPr>
           <w:rFonts w:ascii="Arial" w:hAnsi="Arial"/>
         </w:rPr>
-        <w:t xml:space="preserve">  12번.  처분</w:t>
+        <w:t xml:space="preserve">  46-1.  처분</w:t>
       </w:r>
     </w:p>
     <w:p>
@@ -186,7 +186,7 @@
         <w:rPr>
           <w:rFonts w:ascii="Arial" w:hAnsi="Arial"/>
         </w:rPr>
-        <w:t xml:space="preserve">  13번. 청문</w:t>
+        <w:t xml:space="preserve">  47-1.  처분</w:t>
       </w:r>
     </w:p>
     <w:p>
@@ -204,7 +204,7 @@
         <w:rPr>
           <w:rFonts w:ascii="Arial" w:hAnsi="Arial"/>
         </w:rPr>
-        <w:t xml:space="preserve">  14번. 법률유보</w:t>
+        <w:t xml:space="preserve">  57-1. 법률유보</w:t>
       </w:r>
     </w:p>
     <w:p>
@@ -212,7 +212,7 @@
         <w:rPr>
           <w:rFonts w:ascii="Arial" w:hAnsi="Arial"/>
         </w:rPr>
-        <w:t xml:space="preserve">  15번.  처분</w:t>
+        <w:t xml:space="preserve">  61-1.  처분</w:t>
       </w:r>
     </w:p>
     <w:p>
@@ -230,7 +230,7 @@
         <w:rPr>
           <w:rFonts w:ascii="Arial" w:hAnsi="Arial"/>
         </w:rPr>
-        <w:t xml:space="preserve">  16번.  처분</w:t>
+        <w:t xml:space="preserve">  67-1.  처분</w:t>
       </w:r>
     </w:p>
     <w:p>
@@ -248,7 +248,7 @@
         <w:rPr>
           <w:rFonts w:ascii="Arial" w:hAnsi="Arial"/>
         </w:rPr>
-        <w:t xml:space="preserve">  17번. 법률유보</w:t>
+        <w:t xml:space="preserve">  75-1. 법률유보</w:t>
       </w:r>
     </w:p>
     <w:p>
@@ -256,7 +256,7 @@
         <w:rPr>
           <w:rFonts w:ascii="Arial" w:hAnsi="Arial"/>
         </w:rPr>
-        <w:t xml:space="preserve">  18번. 행정작용</w:t>
+        <w:t xml:space="preserve">  76-1. 행정작용</w:t>
       </w:r>
     </w:p>
     <w:p>
@@ -264,7 +264,7 @@
         <w:rPr>
           <w:rFonts w:ascii="Arial" w:hAnsi="Arial"/>
         </w:rPr>
-        <w:t xml:space="preserve">  19번. 침해</w:t>
+        <w:t xml:space="preserve">  77-1. 침해</w:t>
       </w:r>
     </w:p>
     <w:p>
@@ -272,7 +272,7 @@
         <w:rPr>
           <w:rFonts w:ascii="Arial" w:hAnsi="Arial"/>
         </w:rPr>
-        <w:t xml:space="preserve">  20번. 행정작용</w:t>
+        <w:t xml:space="preserve">  78-1. 행정작용</w:t>
       </w:r>
     </w:p>
     <w:p>
@@ -290,7 +290,7 @@
         <w:rPr>
           <w:rFonts w:ascii="Arial" w:hAnsi="Arial"/>
         </w:rPr>
-        <w:t xml:space="preserve">  21번. 자기구속</w:t>
+        <w:t xml:space="preserve">  79-1. 자기구속</w:t>
       </w:r>
     </w:p>
     <w:p>
@@ -298,7 +298,7 @@
         <w:rPr>
           <w:rFonts w:ascii="Arial" w:hAnsi="Arial"/>
         </w:rPr>
-        <w:t xml:space="preserve">  22번. 자기구속</w:t>
+        <w:t xml:space="preserve">  80-1. 자기구속</w:t>
       </w:r>
     </w:p>
     <w:p>
@@ -316,7 +316,7 @@
         <w:rPr>
           <w:rFonts w:ascii="Arial" w:hAnsi="Arial"/>
         </w:rPr>
-        <w:t xml:space="preserve">  23번. 신뢰보호원칙</w:t>
+        <w:t xml:space="preserve">  86-1. 신뢰보호원칙</w:t>
       </w:r>
     </w:p>
     <w:p>
@@ -334,7 +334,7 @@
         <w:rPr>
           <w:rFonts w:ascii="Arial" w:hAnsi="Arial"/>
         </w:rPr>
-        <w:t xml:space="preserve">  24번. 실권</w:t>
+        <w:t xml:space="preserve">  89-1. 실권</w:t>
       </w:r>
     </w:p>
     <w:p>
@@ -352,7 +352,7 @@
         <w:rPr>
           <w:rFonts w:ascii="Arial" w:hAnsi="Arial"/>
         </w:rPr>
-        <w:t xml:space="preserve">  25번. 부당결부금지</w:t>
+        <w:t xml:space="preserve">  92-1. 부당결부금지</w:t>
       </w:r>
     </w:p>
     <w:p>
@@ -360,7 +360,7 @@
         <w:rPr>
           <w:rFonts w:ascii="Arial" w:hAnsi="Arial"/>
         </w:rPr>
-        <w:t xml:space="preserve">  26번. 부당결부금지</w:t>
+        <w:t xml:space="preserve">  94-1. 부당결부금지</w:t>
       </w:r>
     </w:p>
     <w:p>
@@ -368,7 +368,7 @@
         <w:rPr>
           <w:rFonts w:ascii="Arial" w:hAnsi="Arial"/>
         </w:rPr>
-        <w:t xml:space="preserve">  27번. 부당결부금지</w:t>
+        <w:t xml:space="preserve">  95-1. 부당결부금지</w:t>
       </w:r>
     </w:p>
     <w:p>
@@ -376,7 +376,7 @@
         <w:rPr>
           <w:rFonts w:ascii="Arial" w:hAnsi="Arial"/>
         </w:rPr>
-        <w:t xml:space="preserve">  28번. 행정작용</w:t>
+        <w:t xml:space="preserve">  96-1. 행정작용</w:t>
       </w:r>
     </w:p>
     <w:p>
@@ -384,7 +384,7 @@
         <w:rPr>
           <w:rFonts w:ascii="Arial" w:hAnsi="Arial"/>
         </w:rPr>
-        <w:t xml:space="preserve">  29번. 행정작용</w:t>
+        <w:t xml:space="preserve">  97-1. 행정작용</w:t>
       </w:r>
     </w:p>
     <w:p>
@@ -402,7 +402,7 @@
         <w:rPr>
           <w:rFonts w:ascii="Arial" w:hAnsi="Arial"/>
         </w:rPr>
-        <w:t xml:space="preserve">  30번.  처분</w:t>
+        <w:t xml:space="preserve">  102-1.  처분</w:t>
       </w:r>
     </w:p>
     <w:p>
@@ -410,7 +410,7 @@
         <w:rPr>
           <w:rFonts w:ascii="Arial" w:hAnsi="Arial"/>
         </w:rPr>
-        <w:t xml:space="preserve">  31번. 공익</w:t>
+        <w:t xml:space="preserve">  105-1.  처분</w:t>
       </w:r>
     </w:p>
     <w:p>
@@ -418,7 +418,7 @@
         <w:rPr>
           <w:rFonts w:ascii="Arial" w:hAnsi="Arial"/>
         </w:rPr>
-        <w:t xml:space="preserve">  32번. 침해</w:t>
+        <w:t xml:space="preserve">  106-1. 침해</w:t>
       </w:r>
     </w:p>
     <w:p>
@@ -436,7 +436,7 @@
         <w:rPr>
           <w:rFonts w:ascii="Arial" w:hAnsi="Arial"/>
         </w:rPr>
-        <w:t xml:space="preserve">  33번. 비례원칙</w:t>
+        <w:t xml:space="preserve">  112-1. 비례원칙</w:t>
       </w:r>
     </w:p>
     <w:p>
@@ -454,7 +454,7 @@
         <w:rPr>
           <w:rFonts w:ascii="Arial" w:hAnsi="Arial"/>
         </w:rPr>
-        <w:t xml:space="preserve">  34번.  처분</w:t>
+        <w:t xml:space="preserve">  113-1.  처분</w:t>
       </w:r>
     </w:p>
     <w:p>
@@ -462,7 +462,7 @@
         <w:rPr>
           <w:rFonts w:ascii="Arial" w:hAnsi="Arial"/>
         </w:rPr>
-        <w:t xml:space="preserve">  35번.  처분</w:t>
+        <w:t xml:space="preserve">  114-1.  처분</w:t>
       </w:r>
     </w:p>
     <w:p>
@@ -470,7 +470,7 @@
         <w:rPr>
           <w:rFonts w:ascii="Arial" w:hAnsi="Arial"/>
         </w:rPr>
-        <w:t xml:space="preserve">  36번.  처분</w:t>
+        <w:t xml:space="preserve">  115-1.  처분</w:t>
       </w:r>
     </w:p>
     <w:p>
@@ -478,7 +478,7 @@
         <w:rPr>
           <w:rFonts w:ascii="Arial" w:hAnsi="Arial"/>
         </w:rPr>
-        <w:t xml:space="preserve">  37번.  처분</w:t>
+        <w:t xml:space="preserve">  116-1.  처분</w:t>
       </w:r>
     </w:p>
     <w:p>
@@ -496,7 +496,7 @@
         <w:rPr>
           <w:rFonts w:ascii="Arial" w:hAnsi="Arial"/>
         </w:rPr>
-        <w:t xml:space="preserve">  38번. 행정절차법</w:t>
+        <w:t xml:space="preserve">  118-1. 행정절차법</w:t>
       </w:r>
     </w:p>
     <w:p>
@@ -504,7 +504,7 @@
         <w:rPr>
           <w:rFonts w:ascii="Arial" w:hAnsi="Arial"/>
         </w:rPr>
-        <w:t xml:space="preserve">  39번. 청문</w:t>
+        <w:t xml:space="preserve">  119-1.  처분</w:t>
       </w:r>
     </w:p>
     <w:p>
@@ -512,7 +512,7 @@
         <w:rPr>
           <w:rFonts w:ascii="Arial" w:hAnsi="Arial"/>
         </w:rPr>
-        <w:t xml:space="preserve">  40번.  처분</w:t>
+        <w:t xml:space="preserve">  120-1.  처분</w:t>
       </w:r>
     </w:p>
     <w:p>
@@ -520,7 +520,7 @@
         <w:rPr>
           <w:rFonts w:ascii="Arial" w:hAnsi="Arial"/>
         </w:rPr>
-        <w:t xml:space="preserve">  41번.  처분</w:t>
+        <w:t xml:space="preserve">  121-1.  처분</w:t>
       </w:r>
     </w:p>
     <w:p>
@@ -528,7 +528,7 @@
         <w:rPr>
           <w:rFonts w:ascii="Arial" w:hAnsi="Arial"/>
         </w:rPr>
-        <w:t xml:space="preserve">  42번.  처분</w:t>
+        <w:t xml:space="preserve">  122-1.  처분</w:t>
       </w:r>
     </w:p>
     <w:p>
@@ -546,7 +546,7 @@
         <w:rPr>
           <w:rFonts w:ascii="Arial" w:hAnsi="Arial"/>
         </w:rPr>
-        <w:t xml:space="preserve">  43번. 적용범위</w:t>
+        <w:t xml:space="preserve">  123-1. 적용범위</w:t>
       </w:r>
     </w:p>
     <w:p>
@@ -554,7 +554,7 @@
         <w:rPr>
           <w:rFonts w:ascii="Arial" w:hAnsi="Arial"/>
         </w:rPr>
-        <w:t xml:space="preserve">  44번. 행정절차법</w:t>
+        <w:t xml:space="preserve">  125-1. 행정절차법</w:t>
       </w:r>
     </w:p>
     <w:p>
@@ -562,7 +562,7 @@
         <w:rPr>
           <w:rFonts w:ascii="Arial" w:hAnsi="Arial"/>
         </w:rPr>
-        <w:t xml:space="preserve">  45번. 행정절차법</w:t>
+        <w:t xml:space="preserve">  127-1. 행정절차법</w:t>
       </w:r>
     </w:p>
     <w:p>
@@ -570,7 +570,7 @@
         <w:rPr>
           <w:rFonts w:ascii="Arial" w:hAnsi="Arial"/>
         </w:rPr>
-        <w:t xml:space="preserve">  46번. 행정절차법</w:t>
+        <w:t xml:space="preserve">  128-1. 행정절차법</w:t>
       </w:r>
     </w:p>
     <w:p>
@@ -578,7 +578,7 @@
         <w:rPr>
           <w:rFonts w:ascii="Arial" w:hAnsi="Arial"/>
         </w:rPr>
-        <w:t xml:space="preserve">  47번. 행정절차법</w:t>
+        <w:t xml:space="preserve">  130-1. 행정절차법</w:t>
       </w:r>
     </w:p>
     <w:p>
@@ -586,7 +586,7 @@
         <w:rPr>
           <w:rFonts w:ascii="Arial" w:hAnsi="Arial"/>
         </w:rPr>
-        <w:t xml:space="preserve">  48번. 행정절차법</w:t>
+        <w:t xml:space="preserve">  132-1. 행정절차법</w:t>
       </w:r>
     </w:p>
     <w:p>
@@ -604,7 +604,7 @@
         <w:rPr>
           <w:rFonts w:ascii="Arial" w:hAnsi="Arial"/>
         </w:rPr>
-        <w:t xml:space="preserve">  49번. 사전통지</w:t>
+        <w:t xml:space="preserve">  133-1. 사전통지</w:t>
       </w:r>
     </w:p>
     <w:p>
@@ -612,7 +612,7 @@
         <w:rPr>
           <w:rFonts w:ascii="Arial" w:hAnsi="Arial"/>
         </w:rPr>
-        <w:t xml:space="preserve">  50번.  처분</w:t>
+        <w:t xml:space="preserve">  134-1.  처분</w:t>
       </w:r>
     </w:p>
     <w:p>
@@ -620,7 +620,7 @@
         <w:rPr>
           <w:rFonts w:ascii="Arial" w:hAnsi="Arial"/>
         </w:rPr>
-        <w:t xml:space="preserve">  51번.  처분</w:t>
+        <w:t xml:space="preserve">  135-1.  처분</w:t>
       </w:r>
     </w:p>
     <w:p>
@@ -628,7 +628,7 @@
         <w:rPr>
           <w:rFonts w:ascii="Arial" w:hAnsi="Arial"/>
         </w:rPr>
-        <w:t xml:space="preserve">  52번.  처분</w:t>
+        <w:t xml:space="preserve">  136-1.  처분</w:t>
       </w:r>
     </w:p>
     <w:p>
@@ -646,7 +646,7 @@
         <w:rPr>
           <w:rFonts w:ascii="Arial" w:hAnsi="Arial"/>
         </w:rPr>
-        <w:t xml:space="preserve">  53번.  처분</w:t>
+        <w:t xml:space="preserve">  139-1.  처분</w:t>
       </w:r>
     </w:p>
     <w:p>
@@ -664,7 +664,7 @@
         <w:rPr>
           <w:rFonts w:ascii="Arial" w:hAnsi="Arial"/>
         </w:rPr>
-        <w:t xml:space="preserve">  54번. 공익</w:t>
+        <w:t xml:space="preserve">  171-1. 공익</w:t>
       </w:r>
     </w:p>
     <w:p>
@@ -672,7 +672,7 @@
         <w:rPr>
           <w:rFonts w:ascii="Arial" w:hAnsi="Arial"/>
         </w:rPr>
-        <w:t xml:space="preserve">  55번. 적합성</w:t>
+        <w:t xml:space="preserve">  171-1. 적합성</w:t>
       </w:r>
     </w:p>
     <w:p>
@@ -680,7 +680,7 @@
         <w:rPr>
           <w:rFonts w:ascii="Arial" w:hAnsi="Arial"/>
         </w:rPr>
-        <w:t xml:space="preserve">  56번.  처분</w:t>
+        <w:t xml:space="preserve">  171-1.  처분</w:t>
       </w:r>
     </w:p>
     <w:p>
@@ -688,7 +688,7 @@
         <w:rPr>
           <w:rFonts w:ascii="Arial" w:hAnsi="Arial"/>
         </w:rPr>
-        <w:t xml:space="preserve">  57번.  처분</w:t>
+        <w:t xml:space="preserve">  171-1.  처분</w:t>
       </w:r>
     </w:p>
     <w:p>
@@ -696,7 +696,7 @@
         <w:rPr>
           <w:rFonts w:ascii="Arial" w:hAnsi="Arial"/>
         </w:rPr>
-        <w:t xml:space="preserve">  58번.  처분</w:t>
+        <w:t xml:space="preserve">  171-1.  처분</w:t>
       </w:r>
     </w:p>
     <w:p>
@@ -704,7 +704,7 @@
         <w:rPr>
           <w:rFonts w:ascii="Arial" w:hAnsi="Arial"/>
         </w:rPr>
-        <w:t xml:space="preserve">  59번.  처분</w:t>
+        <w:t xml:space="preserve">  171-1.  처분</w:t>
       </w:r>
     </w:p>
     <w:p>
@@ -712,7 +712,7 @@
         <w:rPr>
           <w:rFonts w:ascii="Arial" w:hAnsi="Arial"/>
         </w:rPr>
-        <w:t xml:space="preserve">  60번.  처분</w:t>
+        <w:t xml:space="preserve">  171-1.  처분</w:t>
       </w:r>
     </w:p>
     <w:p>
@@ -720,7 +720,7 @@
         <w:rPr>
           <w:rFonts w:ascii="Arial" w:hAnsi="Arial"/>
         </w:rPr>
-        <w:t xml:space="preserve">  61번. 평등원칙</w:t>
+        <w:t xml:space="preserve">  171-1. 자기구속</w:t>
       </w:r>
     </w:p>
     <w:p>
@@ -728,7 +728,7 @@
         <w:rPr>
           <w:rFonts w:ascii="Arial" w:hAnsi="Arial"/>
         </w:rPr>
-        <w:t xml:space="preserve">  62번. 행정관행</w:t>
+        <w:t xml:space="preserve">  171-1. 자기구속</w:t>
       </w:r>
     </w:p>
     <w:p>
@@ -736,7 +736,7 @@
         <w:rPr>
           <w:rFonts w:ascii="Arial" w:hAnsi="Arial"/>
         </w:rPr>
-        <w:t xml:space="preserve">  63번. 행정관행</w:t>
+        <w:t xml:space="preserve">  171-1.  처분</w:t>
       </w:r>
     </w:p>
     <w:p>
@@ -744,7 +744,7 @@
         <w:rPr>
           <w:rFonts w:ascii="Arial" w:hAnsi="Arial"/>
         </w:rPr>
-        <w:t xml:space="preserve">  64번. 필요성</w:t>
+        <w:t xml:space="preserve">  171-1. 필요성</w:t>
       </w:r>
     </w:p>
     <w:p>
@@ -752,7 +752,7 @@
         <w:rPr>
           <w:rFonts w:ascii="Arial" w:hAnsi="Arial"/>
         </w:rPr>
-        <w:t xml:space="preserve">  65번. 자기구속</w:t>
+        <w:t xml:space="preserve">  171-1. 자기구속</w:t>
       </w:r>
     </w:p>
     <w:p>
@@ -760,7 +760,7 @@
         <w:rPr>
           <w:rFonts w:ascii="Arial" w:hAnsi="Arial"/>
         </w:rPr>
-        <w:t xml:space="preserve">  66번. 행정관행</w:t>
+        <w:t xml:space="preserve">  171-1. 자기구속</w:t>
       </w:r>
     </w:p>
     <w:p>
@@ -768,7 +768,7 @@
         <w:rPr>
           <w:rFonts w:ascii="Arial" w:hAnsi="Arial"/>
         </w:rPr>
-        <w:t xml:space="preserve">  67번. 행정관행</w:t>
+        <w:t xml:space="preserve">  171-1. 행정관행</w:t>
       </w:r>
     </w:p>
     <w:p>
@@ -776,7 +776,7 @@
         <w:rPr>
           <w:rFonts w:ascii="Arial" w:hAnsi="Arial"/>
         </w:rPr>
-        <w:t xml:space="preserve">  68번. 행정관행</w:t>
+        <w:t xml:space="preserve">  171-1. 자기구속</w:t>
       </w:r>
     </w:p>
     <w:p>
@@ -784,7 +784,7 @@
         <w:rPr>
           <w:rFonts w:ascii="Arial" w:hAnsi="Arial"/>
         </w:rPr>
-        <w:t xml:space="preserve">  69번. 자기구속</w:t>
+        <w:t xml:space="preserve">  171-1. 자기구속</w:t>
       </w:r>
     </w:p>
     <w:p>
@@ -792,7 +792,7 @@
         <w:rPr>
           <w:rFonts w:ascii="Arial" w:hAnsi="Arial"/>
         </w:rPr>
-        <w:t xml:space="preserve">  70번. 신뢰보호원칙</w:t>
+        <w:t xml:space="preserve">  171-1. 적합성</w:t>
       </w:r>
     </w:p>
     <w:p>
@@ -800,7 +800,7 @@
         <w:rPr>
           <w:rFonts w:ascii="Arial" w:hAnsi="Arial"/>
         </w:rPr>
-        <w:t xml:space="preserve">  71번. 차별</w:t>
+        <w:t xml:space="preserve">  171-1. 차별</w:t>
       </w:r>
     </w:p>
     <w:p>
@@ -808,7 +808,7 @@
         <w:rPr>
           <w:rFonts w:ascii="Arial" w:hAnsi="Arial"/>
         </w:rPr>
-        <w:t xml:space="preserve">  72번. 차별</w:t>
+        <w:t xml:space="preserve">  171-1. 차별</w:t>
       </w:r>
     </w:p>
     <w:p>
@@ -816,7 +816,7 @@
         <w:rPr>
           <w:rFonts w:ascii="Arial" w:hAnsi="Arial"/>
         </w:rPr>
-        <w:t xml:space="preserve">  73번. 평등원칙</w:t>
+        <w:t xml:space="preserve">  171-1. 차별</w:t>
       </w:r>
     </w:p>
     <w:p>
@@ -824,7 +824,7 @@
         <w:rPr>
           <w:rFonts w:ascii="Arial" w:hAnsi="Arial"/>
         </w:rPr>
-        <w:t xml:space="preserve">  74번. 행정작용</w:t>
+        <w:t xml:space="preserve">  171-1. 행정작용</w:t>
       </w:r>
     </w:p>
     <w:p>
@@ -832,7 +832,7 @@
         <w:rPr>
           <w:rFonts w:ascii="Arial" w:hAnsi="Arial"/>
         </w:rPr>
-        <w:t xml:space="preserve">  75번. 최소한도</w:t>
+        <w:t xml:space="preserve">  171-1. 최소한도</w:t>
       </w:r>
     </w:p>
     <w:p>
@@ -840,7 +840,7 @@
         <w:rPr>
           <w:rFonts w:ascii="Arial" w:hAnsi="Arial"/>
         </w:rPr>
-        <w:t xml:space="preserve">  76번. 침해</w:t>
+        <w:t xml:space="preserve">  171-1. 침해</w:t>
       </w:r>
     </w:p>
     <w:p>
@@ -848,7 +848,7 @@
         <w:rPr>
           <w:rFonts w:ascii="Arial" w:hAnsi="Arial"/>
         </w:rPr>
-        <w:t xml:space="preserve">  77번. 필요성</w:t>
+        <w:t xml:space="preserve">  171-1. 적합성</w:t>
       </w:r>
     </w:p>
     <w:p>
@@ -856,7 +856,7 @@
         <w:rPr>
           <w:rFonts w:ascii="Arial" w:hAnsi="Arial"/>
         </w:rPr>
-        <w:t xml:space="preserve">  78번. 공익</w:t>
+        <w:t xml:space="preserve">  171-1. 공익</w:t>
       </w:r>
     </w:p>
     <w:p>
@@ -864,7 +864,7 @@
         <w:rPr>
           <w:rFonts w:ascii="Arial" w:hAnsi="Arial"/>
         </w:rPr>
-        <w:t xml:space="preserve">  79번. 침해</w:t>
+        <w:t xml:space="preserve">  171-1. 침해</w:t>
       </w:r>
     </w:p>
     <w:p>
@@ -872,7 +872,7 @@
         <w:rPr>
           <w:rFonts w:ascii="Arial" w:hAnsi="Arial"/>
         </w:rPr>
-        <w:t xml:space="preserve">  80번. 공익</w:t>
+        <w:t xml:space="preserve">  171-1. 공익</w:t>
       </w:r>
     </w:p>
     <w:p>
@@ -880,7 +880,7 @@
         <w:rPr>
           <w:rFonts w:ascii="Arial" w:hAnsi="Arial"/>
         </w:rPr>
-        <w:t xml:space="preserve">  81번. 침해</w:t>
+        <w:t xml:space="preserve">  171-1. 적합성</w:t>
       </w:r>
     </w:p>
     <w:p>
@@ -888,7 +888,7 @@
         <w:rPr>
           <w:rFonts w:ascii="Arial" w:hAnsi="Arial"/>
         </w:rPr>
-        <w:t xml:space="preserve">  82번. 신뢰보호원칙</w:t>
+        <w:t xml:space="preserve">  171-1. 실권</w:t>
       </w:r>
     </w:p>
     <w:p>
@@ -896,7 +896,7 @@
         <w:rPr>
           <w:rFonts w:ascii="Arial" w:hAnsi="Arial"/>
         </w:rPr>
-        <w:t xml:space="preserve">  83번. 정당한 사유</w:t>
+        <w:t xml:space="preserve">  171-1. 정당한 사유</w:t>
       </w:r>
     </w:p>
     <w:p>
@@ -904,7 +904,7 @@
         <w:rPr>
           <w:rFonts w:ascii="Arial" w:hAnsi="Arial"/>
         </w:rPr>
-        <w:t xml:space="preserve">  84번.  처분</w:t>
+        <w:t xml:space="preserve">  171-1.  처분</w:t>
       </w:r>
     </w:p>
     <w:p>
@@ -912,7 +912,7 @@
         <w:rPr>
           <w:rFonts w:ascii="Arial" w:hAnsi="Arial"/>
         </w:rPr>
-        <w:t xml:space="preserve">  85번. 정당한 사유</w:t>
+        <w:t xml:space="preserve">  171-1. 정당한 사유</w:t>
       </w:r>
     </w:p>
     <w:p>
@@ -920,7 +920,7 @@
         <w:rPr>
           <w:rFonts w:ascii="Arial" w:hAnsi="Arial"/>
         </w:rPr>
-        <w:t xml:space="preserve">  86번. 공익</w:t>
+        <w:t xml:space="preserve">  171-1. 공익</w:t>
       </w:r>
     </w:p>
     <w:p>
@@ -928,7 +928,7 @@
         <w:rPr>
           <w:rFonts w:ascii="Arial" w:hAnsi="Arial"/>
         </w:rPr>
-        <w:t xml:space="preserve">  87번. 정당한 사유</w:t>
+        <w:t xml:space="preserve">  171-1. 정당한 사유</w:t>
       </w:r>
     </w:p>
     <w:p>
@@ -936,7 +936,7 @@
         <w:rPr>
           <w:rFonts w:ascii="Arial" w:hAnsi="Arial"/>
         </w:rPr>
-        <w:t xml:space="preserve">  88번. 행정작용</w:t>
+        <w:t xml:space="preserve">  171-1. 부당결부금지</w:t>
       </w:r>
     </w:p>
     <w:p>
@@ -944,7 +944,7 @@
         <w:rPr>
           <w:rFonts w:ascii="Arial" w:hAnsi="Arial"/>
         </w:rPr>
-        <w:t xml:space="preserve">  89번. 행정작용</w:t>
+        <w:t xml:space="preserve">  171-1. 행정작용</w:t>
       </w:r>
     </w:p>
     <w:p>
@@ -952,7 +952,7 @@
         <w:rPr>
           <w:rFonts w:ascii="Arial" w:hAnsi="Arial"/>
         </w:rPr>
-        <w:t xml:space="preserve">  90번. 행정작용</w:t>
+        <w:t xml:space="preserve">  171-1. 행정작용</w:t>
       </w:r>
     </w:p>
     <w:p>
@@ -960,7 +960,7 @@
         <w:rPr>
           <w:rFonts w:ascii="Arial" w:hAnsi="Arial"/>
         </w:rPr>
-        <w:t xml:space="preserve">  91번. 행정절차법</w:t>
+        <w:t xml:space="preserve">  171-1. 행정절차법</w:t>
       </w:r>
     </w:p>
     <w:p>
@@ -968,7 +968,7 @@
         <w:rPr>
           <w:rFonts w:ascii="Arial" w:hAnsi="Arial"/>
         </w:rPr>
-        <w:t xml:space="preserve">  92번. 사전통지</w:t>
+        <w:t xml:space="preserve">  171-1. 사전통지</w:t>
       </w:r>
     </w:p>
     <w:p>
@@ -976,7 +976,7 @@
         <w:rPr>
           <w:rFonts w:ascii="Arial" w:hAnsi="Arial"/>
         </w:rPr>
-        <w:t xml:space="preserve">  93번.  처분</w:t>
+        <w:t xml:space="preserve">  171-1.  처분</w:t>
       </w:r>
     </w:p>
     <w:p>
@@ -984,7 +984,7 @@
         <w:rPr>
           <w:rFonts w:ascii="Arial" w:hAnsi="Arial"/>
         </w:rPr>
-        <w:t xml:space="preserve">  94번.  처분</w:t>
+        <w:t xml:space="preserve">  171-1.  처분</w:t>
       </w:r>
     </w:p>
     <w:p>
@@ -992,7 +992,7 @@
         <w:rPr>
           <w:rFonts w:ascii="Arial" w:hAnsi="Arial"/>
         </w:rPr>
-        <w:t xml:space="preserve">  95번.  처분</w:t>
+        <w:t xml:space="preserve">  171-1.  처분</w:t>
       </w:r>
     </w:p>
     <w:p>
@@ -1000,7 +1000,7 @@
         <w:rPr>
           <w:rFonts w:ascii="Arial" w:hAnsi="Arial"/>
         </w:rPr>
-        <w:t xml:space="preserve">  96번.  처분</w:t>
+        <w:t xml:space="preserve">  171-1.  처분</w:t>
       </w:r>
     </w:p>
     <w:p>
@@ -1008,7 +1008,7 @@
         <w:rPr>
           <w:rFonts w:ascii="Arial" w:hAnsi="Arial"/>
         </w:rPr>
-        <w:t xml:space="preserve">  97번. 청문</w:t>
+        <w:t xml:space="preserve">  171-1. 청문</w:t>
       </w:r>
     </w:p>
     <w:p>
@@ -1016,7 +1016,7 @@
         <w:rPr>
           <w:rFonts w:ascii="Arial" w:hAnsi="Arial"/>
         </w:rPr>
-        <w:t xml:space="preserve">  98번. 의견제출</w:t>
+        <w:t xml:space="preserve">  171-1. 의견제출</w:t>
       </w:r>
     </w:p>
     <w:p>
@@ -1024,7 +1024,7 @@
         <w:rPr>
           <w:rFonts w:ascii="Arial" w:hAnsi="Arial"/>
         </w:rPr>
-        <w:t xml:space="preserve">  99번.  처분</w:t>
+        <w:t xml:space="preserve">  171-1.  처분</w:t>
       </w:r>
     </w:p>
     <w:p>
@@ -1032,7 +1032,7 @@
         <w:rPr>
           <w:rFonts w:ascii="Arial" w:hAnsi="Arial"/>
         </w:rPr>
-        <w:t xml:space="preserve">  100번.  처분</w:t>
+        <w:t xml:space="preserve">  171-1.  처분</w:t>
       </w:r>
     </w:p>
     <w:p>
@@ -1040,7 +1040,7 @@
         <w:rPr>
           <w:rFonts w:ascii="Arial" w:hAnsi="Arial"/>
         </w:rPr>
-        <w:t xml:space="preserve">  101번.  처분</w:t>
+        <w:t xml:space="preserve">  171-1.  처분</w:t>
       </w:r>
     </w:p>
     <w:p>
@@ -1048,7 +1048,7 @@
         <w:rPr>
           <w:rFonts w:ascii="Arial" w:hAnsi="Arial"/>
         </w:rPr>
-        <w:t xml:space="preserve">  102번.  처분</w:t>
+        <w:t xml:space="preserve">  171-1.  처분</w:t>
       </w:r>
     </w:p>
     <w:p>
@@ -1056,7 +1056,7 @@
         <w:rPr>
           <w:rFonts w:ascii="Arial" w:hAnsi="Arial"/>
         </w:rPr>
-        <w:t xml:space="preserve">  103번. 요청</w:t>
+        <w:t xml:space="preserve">  171-1. 요청</w:t>
       </w:r>
     </w:p>
     <w:p>
@@ -1064,7 +1064,7 @@
         <w:rPr>
           <w:rFonts w:ascii="Arial" w:hAnsi="Arial"/>
         </w:rPr>
-        <w:t xml:space="preserve">  104번.  처분</w:t>
+        <w:t xml:space="preserve">  171-1.  처분</w:t>
       </w:r>
     </w:p>
     <w:p>
@@ -1072,7 +1072,7 @@
         <w:rPr>
           <w:rFonts w:ascii="Arial" w:hAnsi="Arial"/>
         </w:rPr>
-        <w:t xml:space="preserve">  105번. 요청</w:t>
+        <w:t xml:space="preserve">  171-1.  처분</w:t>
       </w:r>
     </w:p>
     <w:p>
@@ -1080,7 +1080,7 @@
         <w:rPr>
           <w:rFonts w:ascii="Arial" w:hAnsi="Arial"/>
         </w:rPr>
-        <w:t xml:space="preserve">  106번.  처분</w:t>
+        <w:t xml:space="preserve">  171-1.  처분</w:t>
       </w:r>
     </w:p>
     <w:p>
@@ -1088,7 +1088,7 @@
         <w:rPr>
           <w:rFonts w:ascii="Arial" w:hAnsi="Arial"/>
         </w:rPr>
-        <w:t xml:space="preserve">  107번. 사전통지</w:t>
+        <w:t xml:space="preserve">  171-1. 사전통지</w:t>
       </w:r>
     </w:p>
     <w:sectPr>

--- a/word proj/사례_행정과 법원리, 행정절차_답안.docx
+++ b/word proj/사례_행정과 법원리, 행정절차_답안.docx
@@ -22,7 +22,7 @@
           <w:b/>
           <w:sz w:val="24"/>
         </w:rPr>
-        <w:t>【2. 공법상계약】</w:t>
+        <w:t>【I. 행정 &gt; 2. 공법상계약】</w:t>
       </w:r>
     </w:p>
     <w:p>
@@ -30,7 +30,7 @@
         <w:rPr>
           <w:rFonts w:ascii="Arial" w:hAnsi="Arial"/>
         </w:rPr>
-        <w:t xml:space="preserve">  6-1. 행정절차법</w:t>
+        <w:t xml:space="preserve">  1번. 행정절차법</w:t>
       </w:r>
     </w:p>
     <w:p>
@@ -40,7 +40,7 @@
           <w:b/>
           <w:sz w:val="24"/>
         </w:rPr>
-        <w:t>【1) 공법상계약 해지의 법적성격】</w:t>
+        <w:t>【I. 행정 &gt; 2. 공법상계약 &gt; 1) 공법상계약 해지의 법적성격】</w:t>
       </w:r>
     </w:p>
     <w:p>
@@ -48,23 +48,7 @@
         <w:rPr>
           <w:rFonts w:ascii="Arial" w:hAnsi="Arial"/>
         </w:rPr>
-        <w:t xml:space="preserve">  8-1.  처분</w:t>
-      </w:r>
-    </w:p>
-    <w:p>
-      <w:r>
-        <w:rPr>
-          <w:rFonts w:ascii="Arial" w:hAnsi="Arial"/>
-        </w:rPr>
-        <w:t xml:space="preserve">  9-1.  처분</w:t>
-      </w:r>
-    </w:p>
-    <w:p>
-      <w:r>
-        <w:rPr>
-          <w:rFonts w:ascii="Arial" w:hAnsi="Arial"/>
-        </w:rPr>
-        <w:t xml:space="preserve">  10-1.  처분</w:t>
+        <w:t xml:space="preserve">  1번.  처분</w:t>
       </w:r>
     </w:p>
     <w:p>
@@ -74,7 +58,7 @@
           <w:b/>
           <w:sz w:val="24"/>
         </w:rPr>
-        <w:t>【2) 계약직 공무원에 대한 재임용거부】</w:t>
+        <w:t>【I. 행정 &gt; 2. 공법상계약 &gt; 2) 계약직 공무원에 대한 재임용거부】</w:t>
       </w:r>
     </w:p>
     <w:p>
@@ -82,7 +66,7 @@
         <w:rPr>
           <w:rFonts w:ascii="Arial" w:hAnsi="Arial"/>
         </w:rPr>
-        <w:t xml:space="preserve">  14-1.  처분</w:t>
+        <w:t xml:space="preserve">  1번.  처분</w:t>
       </w:r>
     </w:p>
     <w:p>
@@ -92,7 +76,7 @@
           <w:b/>
           <w:sz w:val="24"/>
         </w:rPr>
-        <w:t>【3. 행정개입청구권】</w:t>
+        <w:t>【I. 행정 &gt; 3. 행정개입청구권】</w:t>
       </w:r>
     </w:p>
     <w:p>
@@ -100,7 +84,7 @@
         <w:rPr>
           <w:rFonts w:ascii="Arial" w:hAnsi="Arial"/>
         </w:rPr>
-        <w:t xml:space="preserve">  22-1. 침해</w:t>
+        <w:t xml:space="preserve">  1번. 침해</w:t>
       </w:r>
     </w:p>
     <w:p>
@@ -108,7 +92,7 @@
         <w:rPr>
           <w:rFonts w:ascii="Arial" w:hAnsi="Arial"/>
         </w:rPr>
-        <w:t xml:space="preserve">  23-1. 공익</w:t>
+        <w:t xml:space="preserve">  2번. 공익</w:t>
       </w:r>
     </w:p>
     <w:p>
@@ -116,7 +100,7 @@
         <w:rPr>
           <w:rFonts w:ascii="Arial" w:hAnsi="Arial"/>
         </w:rPr>
-        <w:t xml:space="preserve">  24-1. 부작위</w:t>
+        <w:t xml:space="preserve">  3번. 부작위</w:t>
       </w:r>
     </w:p>
     <w:p>
@@ -126,7 +110,7 @@
           <w:b/>
           <w:sz w:val="24"/>
         </w:rPr>
-        <w:t>【3) 자체완성적 신고와 수리를 요하는 신고】</w:t>
+        <w:t>【I. 행정 &gt; 4. 사인의 공법행위 &gt; 3) 자체완성적 신고와 수리를 요하는 신고】</w:t>
       </w:r>
     </w:p>
     <w:p>
@@ -134,15 +118,7 @@
         <w:rPr>
           <w:rFonts w:ascii="Arial" w:hAnsi="Arial"/>
         </w:rPr>
-        <w:t xml:space="preserve">  35-1.  처분</w:t>
-      </w:r>
-    </w:p>
-    <w:p>
-      <w:r>
-        <w:rPr>
-          <w:rFonts w:ascii="Arial" w:hAnsi="Arial"/>
-        </w:rPr>
-        <w:t xml:space="preserve">  36-1.  처분</w:t>
+        <w:t xml:space="preserve">  1번.  처분</w:t>
       </w:r>
     </w:p>
     <w:p>
@@ -152,7 +128,7 @@
           <w:b/>
           <w:sz w:val="24"/>
         </w:rPr>
-        <w:t>【5) 구비서류 미비 시 보완요구 요부(행정절차법 제17조)】</w:t>
+        <w:t>【I. 행정 &gt; 4. 사인의 공법행위 &gt; 5) 구비서류 미비 시 보완요구 요부(행정절차법 제17조)】</w:t>
       </w:r>
     </w:p>
     <w:p>
@@ -160,7 +136,7 @@
         <w:rPr>
           <w:rFonts w:ascii="Arial" w:hAnsi="Arial"/>
         </w:rPr>
-        <w:t xml:space="preserve">  41-1. 행정절차법</w:t>
+        <w:t xml:space="preserve">  1번. 행정절차법</w:t>
       </w:r>
     </w:p>
     <w:p>
@@ -170,7 +146,7 @@
           <w:b/>
           <w:sz w:val="24"/>
         </w:rPr>
-        <w:t>【1) 법적성질】</w:t>
+        <w:t>【I. 행정 &gt; 5. 지위승계신고 &gt; 1) 법적성질】</w:t>
       </w:r>
     </w:p>
     <w:p>
@@ -178,7 +154,7 @@
         <w:rPr>
           <w:rFonts w:ascii="Arial" w:hAnsi="Arial"/>
         </w:rPr>
-        <w:t xml:space="preserve">  46-1.  처분</w:t>
+        <w:t xml:space="preserve">  1번.  처분</w:t>
       </w:r>
     </w:p>
     <w:p>
@@ -186,7 +162,7 @@
         <w:rPr>
           <w:rFonts w:ascii="Arial" w:hAnsi="Arial"/>
         </w:rPr>
-        <w:t xml:space="preserve">  47-1.  처분</w:t>
+        <w:t xml:space="preserve">  2번. 청문</w:t>
       </w:r>
     </w:p>
     <w:p>
@@ -196,7 +172,7 @@
           <w:b/>
           <w:sz w:val="24"/>
         </w:rPr>
-        <w:t>【3) 제재사유의 승계】</w:t>
+        <w:t>【I. 행정 &gt; 5. 지위승계신고 &gt; 3) 제재사유의 승계】</w:t>
       </w:r>
     </w:p>
     <w:p>
@@ -204,7 +180,7 @@
         <w:rPr>
           <w:rFonts w:ascii="Arial" w:hAnsi="Arial"/>
         </w:rPr>
-        <w:t xml:space="preserve">  57-1. 법률유보</w:t>
+        <w:t xml:space="preserve">  1번. 법률유보</w:t>
       </w:r>
     </w:p>
     <w:p>
@@ -212,7 +188,7 @@
         <w:rPr>
           <w:rFonts w:ascii="Arial" w:hAnsi="Arial"/>
         </w:rPr>
-        <w:t xml:space="preserve">  61-1.  처분</w:t>
+        <w:t xml:space="preserve">  2번.  처분</w:t>
       </w:r>
     </w:p>
     <w:p>
@@ -230,7 +206,7 @@
         <w:rPr>
           <w:rFonts w:ascii="Arial" w:hAnsi="Arial"/>
         </w:rPr>
-        <w:t xml:space="preserve">  67-1.  처분</w:t>
+        <w:t xml:space="preserve">  1번.  처분</w:t>
       </w:r>
     </w:p>
     <w:p>
@@ -240,7 +216,7 @@
           <w:b/>
           <w:sz w:val="24"/>
         </w:rPr>
-        <w:t>【1. 법률유보, 의회유보원칙 / 법령위반】</w:t>
+        <w:t>【III. 위법성 심사기준(행정의 법원리) &gt; 1. 법률유보, 의회유보원칙 / 법령위반】</w:t>
       </w:r>
     </w:p>
     <w:p>
@@ -248,7 +224,7 @@
         <w:rPr>
           <w:rFonts w:ascii="Arial" w:hAnsi="Arial"/>
         </w:rPr>
-        <w:t xml:space="preserve">  75-1. 법률유보</w:t>
+        <w:t xml:space="preserve">  1번. 법률유보</w:t>
       </w:r>
     </w:p>
     <w:p>
@@ -256,7 +232,7 @@
         <w:rPr>
           <w:rFonts w:ascii="Arial" w:hAnsi="Arial"/>
         </w:rPr>
-        <w:t xml:space="preserve">  76-1. 행정작용</w:t>
+        <w:t xml:space="preserve">  2번. 행정작용</w:t>
       </w:r>
     </w:p>
     <w:p>
@@ -264,15 +240,7 @@
         <w:rPr>
           <w:rFonts w:ascii="Arial" w:hAnsi="Arial"/>
         </w:rPr>
-        <w:t xml:space="preserve">  77-1. 침해</w:t>
-      </w:r>
-    </w:p>
-    <w:p>
-      <w:r>
-        <w:rPr>
-          <w:rFonts w:ascii="Arial" w:hAnsi="Arial"/>
-        </w:rPr>
-        <w:t xml:space="preserve">  78-1. 행정작용</w:t>
+        <w:t xml:space="preserve">  3번. 침해</w:t>
       </w:r>
     </w:p>
     <w:p>
@@ -282,7 +250,7 @@
           <w:b/>
           <w:sz w:val="24"/>
         </w:rPr>
-        <w:t>【2. 자기구속원칙】</w:t>
+        <w:t>【III. 위법성 심사기준(행정의 법원리) &gt; 2. 자기구속원칙】</w:t>
       </w:r>
     </w:p>
     <w:p>
@@ -290,15 +258,7 @@
         <w:rPr>
           <w:rFonts w:ascii="Arial" w:hAnsi="Arial"/>
         </w:rPr>
-        <w:t xml:space="preserve">  79-1. 자기구속</w:t>
-      </w:r>
-    </w:p>
-    <w:p>
-      <w:r>
-        <w:rPr>
-          <w:rFonts w:ascii="Arial" w:hAnsi="Arial"/>
-        </w:rPr>
-        <w:t xml:space="preserve">  80-1. 자기구속</w:t>
+        <w:t xml:space="preserve">  1번. 자기구속</w:t>
       </w:r>
     </w:p>
     <w:p>
@@ -308,7 +268,7 @@
           <w:b/>
           <w:sz w:val="24"/>
         </w:rPr>
-        <w:t>【5. 신뢰보호원칙】</w:t>
+        <w:t>【III. 위법성 심사기준(행정의 법원리) &gt; 5. 신뢰보호원칙】</w:t>
       </w:r>
     </w:p>
     <w:p>
@@ -316,7 +276,7 @@
         <w:rPr>
           <w:rFonts w:ascii="Arial" w:hAnsi="Arial"/>
         </w:rPr>
-        <w:t xml:space="preserve">  86-1. 신뢰보호원칙</w:t>
+        <w:t xml:space="preserve">  1번. 신뢰보호원칙</w:t>
       </w:r>
     </w:p>
     <w:p>
@@ -326,7 +286,7 @@
           <w:b/>
           <w:sz w:val="24"/>
         </w:rPr>
-        <w:t>【6. 실권의 법리(제재처분의 제척기간)】</w:t>
+        <w:t>【III. 위법성 심사기준(행정의 법원리) &gt; 6. 실권의 법리(제재처분의 제척기간)】</w:t>
       </w:r>
     </w:p>
     <w:p>
@@ -334,7 +294,7 @@
         <w:rPr>
           <w:rFonts w:ascii="Arial" w:hAnsi="Arial"/>
         </w:rPr>
-        <w:t xml:space="preserve">  89-1. 실권</w:t>
+        <w:t xml:space="preserve">  1번. 실권</w:t>
       </w:r>
     </w:p>
     <w:p>
@@ -344,7 +304,7 @@
           <w:b/>
           <w:sz w:val="24"/>
         </w:rPr>
-        <w:t>【7. 부당결부금지의 원칙】</w:t>
+        <w:t>【III. 위법성 심사기준(행정의 법원리) &gt; 7. 부당결부금지의 원칙】</w:t>
       </w:r>
     </w:p>
     <w:p>
@@ -352,7 +312,7 @@
         <w:rPr>
           <w:rFonts w:ascii="Arial" w:hAnsi="Arial"/>
         </w:rPr>
-        <w:t xml:space="preserve">  92-1. 부당결부금지</w:t>
+        <w:t xml:space="preserve">  1번. 부당결부금지</w:t>
       </w:r>
     </w:p>
     <w:p>
@@ -360,31 +320,7 @@
         <w:rPr>
           <w:rFonts w:ascii="Arial" w:hAnsi="Arial"/>
         </w:rPr>
-        <w:t xml:space="preserve">  94-1. 부당결부금지</w:t>
-      </w:r>
-    </w:p>
-    <w:p>
-      <w:r>
-        <w:rPr>
-          <w:rFonts w:ascii="Arial" w:hAnsi="Arial"/>
-        </w:rPr>
-        <w:t xml:space="preserve">  95-1. 부당결부금지</w:t>
-      </w:r>
-    </w:p>
-    <w:p>
-      <w:r>
-        <w:rPr>
-          <w:rFonts w:ascii="Arial" w:hAnsi="Arial"/>
-        </w:rPr>
-        <w:t xml:space="preserve">  96-1. 행정작용</w:t>
-      </w:r>
-    </w:p>
-    <w:p>
-      <w:r>
-        <w:rPr>
-          <w:rFonts w:ascii="Arial" w:hAnsi="Arial"/>
-        </w:rPr>
-        <w:t xml:space="preserve">  97-1. 행정작용</w:t>
+        <w:t xml:space="preserve">  2번. 행정작용</w:t>
       </w:r>
     </w:p>
     <w:p>
@@ -394,7 +330,7 @@
           <w:b/>
           <w:sz w:val="24"/>
         </w:rPr>
-        <w:t>【8. 법 적용 시(제14조)】</w:t>
+        <w:t>【III. 위법성 심사기준(행정의 법원리) &gt; 8. 법 적용 시(제14조)】</w:t>
       </w:r>
     </w:p>
     <w:p>
@@ -402,7 +338,7 @@
         <w:rPr>
           <w:rFonts w:ascii="Arial" w:hAnsi="Arial"/>
         </w:rPr>
-        <w:t xml:space="preserve">  102-1.  처분</w:t>
+        <w:t xml:space="preserve">  1번.  처분</w:t>
       </w:r>
     </w:p>
     <w:p>
@@ -410,7 +346,7 @@
         <w:rPr>
           <w:rFonts w:ascii="Arial" w:hAnsi="Arial"/>
         </w:rPr>
-        <w:t xml:space="preserve">  105-1.  처분</w:t>
+        <w:t xml:space="preserve">  2번. 공익</w:t>
       </w:r>
     </w:p>
     <w:p>
@@ -418,7 +354,7 @@
         <w:rPr>
           <w:rFonts w:ascii="Arial" w:hAnsi="Arial"/>
         </w:rPr>
-        <w:t xml:space="preserve">  106-1. 침해</w:t>
+        <w:t xml:space="preserve">  3번. 침해</w:t>
       </w:r>
     </w:p>
     <w:p>
@@ -428,7 +364,7 @@
           <w:b/>
           <w:sz w:val="24"/>
         </w:rPr>
-        <w:t>【9. 판단여지】</w:t>
+        <w:t>【III. 위법성 심사기준(행정의 법원리) &gt; 9. 판단여지】</w:t>
       </w:r>
     </w:p>
     <w:p>
@@ -436,7 +372,7 @@
         <w:rPr>
           <w:rFonts w:ascii="Arial" w:hAnsi="Arial"/>
         </w:rPr>
-        <w:t xml:space="preserve">  112-1. 비례원칙</w:t>
+        <w:t xml:space="preserve">  1번. 비례원칙</w:t>
       </w:r>
     </w:p>
     <w:p>
@@ -446,7 +382,7 @@
           <w:b/>
           <w:sz w:val="24"/>
         </w:rPr>
-        <w:t>【10. 취소판결의 기속력에 반하는 처분】</w:t>
+        <w:t>【III. 위법성 심사기준(행정의 법원리) &gt; 10. 취소판결의 기속력에 반하는 처분】</w:t>
       </w:r>
     </w:p>
     <w:p>
@@ -454,31 +390,7 @@
         <w:rPr>
           <w:rFonts w:ascii="Arial" w:hAnsi="Arial"/>
         </w:rPr>
-        <w:t xml:space="preserve">  113-1.  처분</w:t>
-      </w:r>
-    </w:p>
-    <w:p>
-      <w:r>
-        <w:rPr>
-          <w:rFonts w:ascii="Arial" w:hAnsi="Arial"/>
-        </w:rPr>
-        <w:t xml:space="preserve">  114-1.  처분</w:t>
-      </w:r>
-    </w:p>
-    <w:p>
-      <w:r>
-        <w:rPr>
-          <w:rFonts w:ascii="Arial" w:hAnsi="Arial"/>
-        </w:rPr>
-        <w:t xml:space="preserve">  115-1.  처분</w:t>
-      </w:r>
-    </w:p>
-    <w:p>
-      <w:r>
-        <w:rPr>
-          <w:rFonts w:ascii="Arial" w:hAnsi="Arial"/>
-        </w:rPr>
-        <w:t xml:space="preserve">  116-1.  처분</w:t>
+        <w:t xml:space="preserve">  1번.  처분</w:t>
       </w:r>
     </w:p>
     <w:p>
@@ -496,7 +408,7 @@
         <w:rPr>
           <w:rFonts w:ascii="Arial" w:hAnsi="Arial"/>
         </w:rPr>
-        <w:t xml:space="preserve">  118-1. 행정절차법</w:t>
+        <w:t xml:space="preserve">  1번. 행정절차법</w:t>
       </w:r>
     </w:p>
     <w:p>
@@ -504,7 +416,7 @@
         <w:rPr>
           <w:rFonts w:ascii="Arial" w:hAnsi="Arial"/>
         </w:rPr>
-        <w:t xml:space="preserve">  119-1.  처분</w:t>
+        <w:t xml:space="preserve">  2번.  처분</w:t>
       </w:r>
     </w:p>
     <w:p>
@@ -512,23 +424,7 @@
         <w:rPr>
           <w:rFonts w:ascii="Arial" w:hAnsi="Arial"/>
         </w:rPr>
-        <w:t xml:space="preserve">  120-1.  처분</w:t>
-      </w:r>
-    </w:p>
-    <w:p>
-      <w:r>
-        <w:rPr>
-          <w:rFonts w:ascii="Arial" w:hAnsi="Arial"/>
-        </w:rPr>
-        <w:t xml:space="preserve">  121-1.  처분</w:t>
-      </w:r>
-    </w:p>
-    <w:p>
-      <w:r>
-        <w:rPr>
-          <w:rFonts w:ascii="Arial" w:hAnsi="Arial"/>
-        </w:rPr>
-        <w:t xml:space="preserve">  122-1.  처분</w:t>
+        <w:t xml:space="preserve">  3번. 사전통지</w:t>
       </w:r>
     </w:p>
     <w:p>
@@ -538,7 +434,7 @@
           <w:b/>
           <w:sz w:val="24"/>
         </w:rPr>
-        <w:t>【1. 적용범위】</w:t>
+        <w:t>【IV. 행정절차법 &gt; 1. 적용범위】</w:t>
       </w:r>
     </w:p>
     <w:p>
@@ -546,7 +442,7 @@
         <w:rPr>
           <w:rFonts w:ascii="Arial" w:hAnsi="Arial"/>
         </w:rPr>
-        <w:t xml:space="preserve">  123-1. 적용범위</w:t>
+        <w:t xml:space="preserve">  1번. 적용범위</w:t>
       </w:r>
     </w:p>
     <w:p>
@@ -554,7 +450,7 @@
         <w:rPr>
           <w:rFonts w:ascii="Arial" w:hAnsi="Arial"/>
         </w:rPr>
-        <w:t xml:space="preserve">  125-1. 행정절차법</w:t>
+        <w:t xml:space="preserve">  2번. 행정절차법</w:t>
       </w:r>
     </w:p>
     <w:p>
@@ -562,7 +458,7 @@
         <w:rPr>
           <w:rFonts w:ascii="Arial" w:hAnsi="Arial"/>
         </w:rPr>
-        <w:t xml:space="preserve">  127-1. 행정절차법</w:t>
+        <w:t xml:space="preserve">  3번.  처분</w:t>
       </w:r>
     </w:p>
     <w:p>
@@ -570,23 +466,7 @@
         <w:rPr>
           <w:rFonts w:ascii="Arial" w:hAnsi="Arial"/>
         </w:rPr>
-        <w:t xml:space="preserve">  128-1. 행정절차법</w:t>
-      </w:r>
-    </w:p>
-    <w:p>
-      <w:r>
-        <w:rPr>
-          <w:rFonts w:ascii="Arial" w:hAnsi="Arial"/>
-        </w:rPr>
-        <w:t xml:space="preserve">  130-1. 행정절차법</w:t>
-      </w:r>
-    </w:p>
-    <w:p>
-      <w:r>
-        <w:rPr>
-          <w:rFonts w:ascii="Arial" w:hAnsi="Arial"/>
-        </w:rPr>
-        <w:t xml:space="preserve">  132-1. 행정절차법</w:t>
+        <w:t xml:space="preserve">  4번. 청문</w:t>
       </w:r>
     </w:p>
     <w:p>
@@ -596,7 +476,7 @@
           <w:b/>
           <w:sz w:val="24"/>
         </w:rPr>
-        <w:t>【2. 거부처분에 사전통지 적용 여부】</w:t>
+        <w:t>【IV. 행정절차법 &gt; 2. 거부처분에 사전통지 적용 여부】</w:t>
       </w:r>
     </w:p>
     <w:p>
@@ -604,7 +484,7 @@
         <w:rPr>
           <w:rFonts w:ascii="Arial" w:hAnsi="Arial"/>
         </w:rPr>
-        <w:t xml:space="preserve">  133-1. 사전통지</w:t>
+        <w:t xml:space="preserve">  1번. 사전통지</w:t>
       </w:r>
     </w:p>
     <w:p>
@@ -612,23 +492,7 @@
         <w:rPr>
           <w:rFonts w:ascii="Arial" w:hAnsi="Arial"/>
         </w:rPr>
-        <w:t xml:space="preserve">  134-1.  처분</w:t>
-      </w:r>
-    </w:p>
-    <w:p>
-      <w:r>
-        <w:rPr>
-          <w:rFonts w:ascii="Arial" w:hAnsi="Arial"/>
-        </w:rPr>
-        <w:t xml:space="preserve">  135-1.  처분</w:t>
-      </w:r>
-    </w:p>
-    <w:p>
-      <w:r>
-        <w:rPr>
-          <w:rFonts w:ascii="Arial" w:hAnsi="Arial"/>
-        </w:rPr>
-        <w:t xml:space="preserve">  136-1.  처분</w:t>
+        <w:t xml:space="preserve">  2번.  처분</w:t>
       </w:r>
     </w:p>
     <w:p>
@@ -638,7 +502,7 @@
           <w:b/>
           <w:sz w:val="24"/>
         </w:rPr>
-        <w:t>【3. 독자적 위법성】</w:t>
+        <w:t>【IV. 행정절차법 &gt; 3. 독자적 위법성】</w:t>
       </w:r>
     </w:p>
     <w:p>
@@ -646,7 +510,7 @@
         <w:rPr>
           <w:rFonts w:ascii="Arial" w:hAnsi="Arial"/>
         </w:rPr>
-        <w:t xml:space="preserve">  139-1.  처분</w:t>
+        <w:t xml:space="preserve">  1번.  처분</w:t>
       </w:r>
     </w:p>
     <w:p>
@@ -656,7 +520,7 @@
           <w:b/>
           <w:sz w:val="24"/>
         </w:rPr>
-        <w:t>【V. 정보공개법】</w:t>
+        <w:t>【표 1】</w:t>
       </w:r>
     </w:p>
     <w:p>
@@ -664,7 +528,7 @@
         <w:rPr>
           <w:rFonts w:ascii="Arial" w:hAnsi="Arial"/>
         </w:rPr>
-        <w:t xml:space="preserve">  171-1. 공익</w:t>
+        <w:t xml:space="preserve">  1번. 공익</w:t>
       </w:r>
     </w:p>
     <w:p>
@@ -672,7 +536,7 @@
         <w:rPr>
           <w:rFonts w:ascii="Arial" w:hAnsi="Arial"/>
         </w:rPr>
-        <w:t xml:space="preserve">  171-1. 적합성</w:t>
+        <w:t xml:space="preserve">  2번. 적합성</w:t>
       </w:r>
     </w:p>
     <w:p>
@@ -680,7 +544,17 @@
         <w:rPr>
           <w:rFonts w:ascii="Arial" w:hAnsi="Arial"/>
         </w:rPr>
-        <w:t xml:space="preserve">  171-1.  처분</w:t>
+        <w:t xml:space="preserve">  3번.  처분</w:t>
+      </w:r>
+    </w:p>
+    <w:p>
+      <w:r>
+        <w:rPr>
+          <w:rFonts w:ascii="Arial" w:hAnsi="Arial"/>
+          <w:b/>
+          <w:sz w:val="24"/>
+        </w:rPr>
+        <w:t>【표 2】</w:t>
       </w:r>
     </w:p>
     <w:p>
@@ -688,7 +562,17 @@
         <w:rPr>
           <w:rFonts w:ascii="Arial" w:hAnsi="Arial"/>
         </w:rPr>
-        <w:t xml:space="preserve">  171-1.  처분</w:t>
+        <w:t xml:space="preserve">  1번.  처분</w:t>
+      </w:r>
+    </w:p>
+    <w:p>
+      <w:r>
+        <w:rPr>
+          <w:rFonts w:ascii="Arial" w:hAnsi="Arial"/>
+          <w:b/>
+          <w:sz w:val="24"/>
+        </w:rPr>
+        <w:t>【표 4】</w:t>
       </w:r>
     </w:p>
     <w:p>
@@ -696,7 +580,7 @@
         <w:rPr>
           <w:rFonts w:ascii="Arial" w:hAnsi="Arial"/>
         </w:rPr>
-        <w:t xml:space="preserve">  171-1.  처분</w:t>
+        <w:t xml:space="preserve">  1번. 행정관행</w:t>
       </w:r>
     </w:p>
     <w:p>
@@ -704,7 +588,7 @@
         <w:rPr>
           <w:rFonts w:ascii="Arial" w:hAnsi="Arial"/>
         </w:rPr>
-        <w:t xml:space="preserve">  171-1.  처분</w:t>
+        <w:t xml:space="preserve">  2번. 자기구속</w:t>
       </w:r>
     </w:p>
     <w:p>
@@ -712,7 +596,7 @@
         <w:rPr>
           <w:rFonts w:ascii="Arial" w:hAnsi="Arial"/>
         </w:rPr>
-        <w:t xml:space="preserve">  171-1.  처분</w:t>
+        <w:t xml:space="preserve">  3번.  처분</w:t>
       </w:r>
     </w:p>
     <w:p>
@@ -720,7 +604,7 @@
         <w:rPr>
           <w:rFonts w:ascii="Arial" w:hAnsi="Arial"/>
         </w:rPr>
-        <w:t xml:space="preserve">  171-1. 자기구속</w:t>
+        <w:t xml:space="preserve">  4번. 필요성</w:t>
       </w:r>
     </w:p>
     <w:p>
@@ -728,7 +612,17 @@
         <w:rPr>
           <w:rFonts w:ascii="Arial" w:hAnsi="Arial"/>
         </w:rPr>
-        <w:t xml:space="preserve">  171-1. 자기구속</w:t>
+        <w:t xml:space="preserve">  5번. 적합성</w:t>
+      </w:r>
+    </w:p>
+    <w:p>
+      <w:r>
+        <w:rPr>
+          <w:rFonts w:ascii="Arial" w:hAnsi="Arial"/>
+          <w:b/>
+          <w:sz w:val="24"/>
+        </w:rPr>
+        <w:t>【표 5】</w:t>
       </w:r>
     </w:p>
     <w:p>
@@ -736,7 +630,7 @@
         <w:rPr>
           <w:rFonts w:ascii="Arial" w:hAnsi="Arial"/>
         </w:rPr>
-        <w:t xml:space="preserve">  171-1.  처분</w:t>
+        <w:t xml:space="preserve">  1번. 합리적 이유</w:t>
       </w:r>
     </w:p>
     <w:p>
@@ -744,7 +638,7 @@
         <w:rPr>
           <w:rFonts w:ascii="Arial" w:hAnsi="Arial"/>
         </w:rPr>
-        <w:t xml:space="preserve">  171-1. 필요성</w:t>
+        <w:t xml:space="preserve">  2번. 차별</w:t>
       </w:r>
     </w:p>
     <w:p>
@@ -752,7 +646,17 @@
         <w:rPr>
           <w:rFonts w:ascii="Arial" w:hAnsi="Arial"/>
         </w:rPr>
-        <w:t xml:space="preserve">  171-1. 자기구속</w:t>
+        <w:t xml:space="preserve">  3번. 평등원칙</w:t>
+      </w:r>
+    </w:p>
+    <w:p>
+      <w:r>
+        <w:rPr>
+          <w:rFonts w:ascii="Arial" w:hAnsi="Arial"/>
+          <w:b/>
+          <w:sz w:val="24"/>
+        </w:rPr>
+        <w:t>【표 6】</w:t>
       </w:r>
     </w:p>
     <w:p>
@@ -760,7 +664,7 @@
         <w:rPr>
           <w:rFonts w:ascii="Arial" w:hAnsi="Arial"/>
         </w:rPr>
-        <w:t xml:space="preserve">  171-1. 자기구속</w:t>
+        <w:t xml:space="preserve">  1번. 행정작용</w:t>
       </w:r>
     </w:p>
     <w:p>
@@ -768,7 +672,7 @@
         <w:rPr>
           <w:rFonts w:ascii="Arial" w:hAnsi="Arial"/>
         </w:rPr>
-        <w:t xml:space="preserve">  171-1. 행정관행</w:t>
+        <w:t xml:space="preserve">  2번. 최소한도</w:t>
       </w:r>
     </w:p>
     <w:p>
@@ -776,7 +680,7 @@
         <w:rPr>
           <w:rFonts w:ascii="Arial" w:hAnsi="Arial"/>
         </w:rPr>
-        <w:t xml:space="preserve">  171-1. 자기구속</w:t>
+        <w:t xml:space="preserve">  3번. 침해</w:t>
       </w:r>
     </w:p>
     <w:p>
@@ -784,7 +688,17 @@
         <w:rPr>
           <w:rFonts w:ascii="Arial" w:hAnsi="Arial"/>
         </w:rPr>
-        <w:t xml:space="preserve">  171-1. 자기구속</w:t>
+        <w:t xml:space="preserve">  4번. 비례원칙</w:t>
+      </w:r>
+    </w:p>
+    <w:p>
+      <w:r>
+        <w:rPr>
+          <w:rFonts w:ascii="Arial" w:hAnsi="Arial"/>
+          <w:b/>
+          <w:sz w:val="24"/>
+        </w:rPr>
+        <w:t>【표 7】</w:t>
       </w:r>
     </w:p>
     <w:p>
@@ -792,7 +706,7 @@
         <w:rPr>
           <w:rFonts w:ascii="Arial" w:hAnsi="Arial"/>
         </w:rPr>
-        <w:t xml:space="preserve">  171-1. 적합성</w:t>
+        <w:t xml:space="preserve">  1번. 공익</w:t>
       </w:r>
     </w:p>
     <w:p>
@@ -800,7 +714,7 @@
         <w:rPr>
           <w:rFonts w:ascii="Arial" w:hAnsi="Arial"/>
         </w:rPr>
-        <w:t xml:space="preserve">  171-1. 차별</w:t>
+        <w:t xml:space="preserve">  2번. 침해</w:t>
       </w:r>
     </w:p>
     <w:p>
@@ -808,7 +722,17 @@
         <w:rPr>
           <w:rFonts w:ascii="Arial" w:hAnsi="Arial"/>
         </w:rPr>
-        <w:t xml:space="preserve">  171-1. 차별</w:t>
+        <w:t xml:space="preserve">  3번. 적합성</w:t>
+      </w:r>
+    </w:p>
+    <w:p>
+      <w:r>
+        <w:rPr>
+          <w:rFonts w:ascii="Arial" w:hAnsi="Arial"/>
+          <w:b/>
+          <w:sz w:val="24"/>
+        </w:rPr>
+        <w:t>【표 8】</w:t>
       </w:r>
     </w:p>
     <w:p>
@@ -816,7 +740,17 @@
         <w:rPr>
           <w:rFonts w:ascii="Arial" w:hAnsi="Arial"/>
         </w:rPr>
-        <w:t xml:space="preserve">  171-1. 차별</w:t>
+        <w:t xml:space="preserve">  1번. 실권</w:t>
+      </w:r>
+    </w:p>
+    <w:p>
+      <w:r>
+        <w:rPr>
+          <w:rFonts w:ascii="Arial" w:hAnsi="Arial"/>
+          <w:b/>
+          <w:sz w:val="24"/>
+        </w:rPr>
+        <w:t>【표 9】</w:t>
       </w:r>
     </w:p>
     <w:p>
@@ -824,7 +758,7 @@
         <w:rPr>
           <w:rFonts w:ascii="Arial" w:hAnsi="Arial"/>
         </w:rPr>
-        <w:t xml:space="preserve">  171-1. 행정작용</w:t>
+        <w:t xml:space="preserve">  1번. 공익</w:t>
       </w:r>
     </w:p>
     <w:p>
@@ -832,7 +766,7 @@
         <w:rPr>
           <w:rFonts w:ascii="Arial" w:hAnsi="Arial"/>
         </w:rPr>
-        <w:t xml:space="preserve">  171-1. 최소한도</w:t>
+        <w:t xml:space="preserve">  2번.  처분</w:t>
       </w:r>
     </w:p>
     <w:p>
@@ -840,7 +774,17 @@
         <w:rPr>
           <w:rFonts w:ascii="Arial" w:hAnsi="Arial"/>
         </w:rPr>
-        <w:t xml:space="preserve">  171-1. 침해</w:t>
+        <w:t xml:space="preserve">  3번. 정당한 사유</w:t>
+      </w:r>
+    </w:p>
+    <w:p>
+      <w:r>
+        <w:rPr>
+          <w:rFonts w:ascii="Arial" w:hAnsi="Arial"/>
+          <w:b/>
+          <w:sz w:val="24"/>
+        </w:rPr>
+        <w:t>【표 10】</w:t>
       </w:r>
     </w:p>
     <w:p>
@@ -848,7 +792,17 @@
         <w:rPr>
           <w:rFonts w:ascii="Arial" w:hAnsi="Arial"/>
         </w:rPr>
-        <w:t xml:space="preserve">  171-1. 적합성</w:t>
+        <w:t xml:space="preserve">  1번. 정당한 사유</w:t>
+      </w:r>
+    </w:p>
+    <w:p>
+      <w:r>
+        <w:rPr>
+          <w:rFonts w:ascii="Arial" w:hAnsi="Arial"/>
+          <w:b/>
+          <w:sz w:val="24"/>
+        </w:rPr>
+        <w:t>【표 11】</w:t>
       </w:r>
     </w:p>
     <w:p>
@@ -856,7 +810,7 @@
         <w:rPr>
           <w:rFonts w:ascii="Arial" w:hAnsi="Arial"/>
         </w:rPr>
-        <w:t xml:space="preserve">  171-1. 공익</w:t>
+        <w:t xml:space="preserve">  1번. 부당결부금지</w:t>
       </w:r>
     </w:p>
     <w:p>
@@ -864,7 +818,7 @@
         <w:rPr>
           <w:rFonts w:ascii="Arial" w:hAnsi="Arial"/>
         </w:rPr>
-        <w:t xml:space="preserve">  171-1. 침해</w:t>
+        <w:t xml:space="preserve">  2번. 행정작용</w:t>
       </w:r>
     </w:p>
     <w:p>
@@ -872,7 +826,17 @@
         <w:rPr>
           <w:rFonts w:ascii="Arial" w:hAnsi="Arial"/>
         </w:rPr>
-        <w:t xml:space="preserve">  171-1. 공익</w:t>
+        <w:t xml:space="preserve">  3번.  처분</w:t>
+      </w:r>
+    </w:p>
+    <w:p>
+      <w:r>
+        <w:rPr>
+          <w:rFonts w:ascii="Arial" w:hAnsi="Arial"/>
+          <w:b/>
+          <w:sz w:val="24"/>
+        </w:rPr>
+        <w:t>【표 12】</w:t>
       </w:r>
     </w:p>
     <w:p>
@@ -880,7 +844,7 @@
         <w:rPr>
           <w:rFonts w:ascii="Arial" w:hAnsi="Arial"/>
         </w:rPr>
-        <w:t xml:space="preserve">  171-1. 적합성</w:t>
+        <w:t xml:space="preserve">  1번. 행정절차법</w:t>
       </w:r>
     </w:p>
     <w:p>
@@ -888,7 +852,7 @@
         <w:rPr>
           <w:rFonts w:ascii="Arial" w:hAnsi="Arial"/>
         </w:rPr>
-        <w:t xml:space="preserve">  171-1. 실권</w:t>
+        <w:t xml:space="preserve">  2번. 사전통지</w:t>
       </w:r>
     </w:p>
     <w:p>
@@ -896,7 +860,7 @@
         <w:rPr>
           <w:rFonts w:ascii="Arial" w:hAnsi="Arial"/>
         </w:rPr>
-        <w:t xml:space="preserve">  171-1. 정당한 사유</w:t>
+        <w:t xml:space="preserve">  3번.  처분</w:t>
       </w:r>
     </w:p>
     <w:p>
@@ -904,7 +868,7 @@
         <w:rPr>
           <w:rFonts w:ascii="Arial" w:hAnsi="Arial"/>
         </w:rPr>
-        <w:t xml:space="preserve">  171-1.  처분</w:t>
+        <w:t xml:space="preserve">  4번. 청문</w:t>
       </w:r>
     </w:p>
     <w:p>
@@ -912,7 +876,7 @@
         <w:rPr>
           <w:rFonts w:ascii="Arial" w:hAnsi="Arial"/>
         </w:rPr>
-        <w:t xml:space="preserve">  171-1. 정당한 사유</w:t>
+        <w:t xml:space="preserve">  5번. 의견제출</w:t>
       </w:r>
     </w:p>
     <w:p>
@@ -920,7 +884,17 @@
         <w:rPr>
           <w:rFonts w:ascii="Arial" w:hAnsi="Arial"/>
         </w:rPr>
-        <w:t xml:space="preserve">  171-1. 공익</w:t>
+        <w:t xml:space="preserve">  6번. 요청</w:t>
+      </w:r>
+    </w:p>
+    <w:p>
+      <w:r>
+        <w:rPr>
+          <w:rFonts w:ascii="Arial" w:hAnsi="Arial"/>
+          <w:b/>
+          <w:sz w:val="24"/>
+        </w:rPr>
+        <w:t>【표 13】</w:t>
       </w:r>
     </w:p>
     <w:p>
@@ -928,7 +902,7 @@
         <w:rPr>
           <w:rFonts w:ascii="Arial" w:hAnsi="Arial"/>
         </w:rPr>
-        <w:t xml:space="preserve">  171-1. 정당한 사유</w:t>
+        <w:t xml:space="preserve">  1번.  처분</w:t>
       </w:r>
     </w:p>
     <w:p>
@@ -936,159 +910,7 @@
         <w:rPr>
           <w:rFonts w:ascii="Arial" w:hAnsi="Arial"/>
         </w:rPr>
-        <w:t xml:space="preserve">  171-1. 부당결부금지</w:t>
-      </w:r>
-    </w:p>
-    <w:p>
-      <w:r>
-        <w:rPr>
-          <w:rFonts w:ascii="Arial" w:hAnsi="Arial"/>
-        </w:rPr>
-        <w:t xml:space="preserve">  171-1. 행정작용</w:t>
-      </w:r>
-    </w:p>
-    <w:p>
-      <w:r>
-        <w:rPr>
-          <w:rFonts w:ascii="Arial" w:hAnsi="Arial"/>
-        </w:rPr>
-        <w:t xml:space="preserve">  171-1. 행정작용</w:t>
-      </w:r>
-    </w:p>
-    <w:p>
-      <w:r>
-        <w:rPr>
-          <w:rFonts w:ascii="Arial" w:hAnsi="Arial"/>
-        </w:rPr>
-        <w:t xml:space="preserve">  171-1. 행정절차법</w:t>
-      </w:r>
-    </w:p>
-    <w:p>
-      <w:r>
-        <w:rPr>
-          <w:rFonts w:ascii="Arial" w:hAnsi="Arial"/>
-        </w:rPr>
-        <w:t xml:space="preserve">  171-1. 사전통지</w:t>
-      </w:r>
-    </w:p>
-    <w:p>
-      <w:r>
-        <w:rPr>
-          <w:rFonts w:ascii="Arial" w:hAnsi="Arial"/>
-        </w:rPr>
-        <w:t xml:space="preserve">  171-1.  처분</w:t>
-      </w:r>
-    </w:p>
-    <w:p>
-      <w:r>
-        <w:rPr>
-          <w:rFonts w:ascii="Arial" w:hAnsi="Arial"/>
-        </w:rPr>
-        <w:t xml:space="preserve">  171-1.  처분</w:t>
-      </w:r>
-    </w:p>
-    <w:p>
-      <w:r>
-        <w:rPr>
-          <w:rFonts w:ascii="Arial" w:hAnsi="Arial"/>
-        </w:rPr>
-        <w:t xml:space="preserve">  171-1.  처분</w:t>
-      </w:r>
-    </w:p>
-    <w:p>
-      <w:r>
-        <w:rPr>
-          <w:rFonts w:ascii="Arial" w:hAnsi="Arial"/>
-        </w:rPr>
-        <w:t xml:space="preserve">  171-1.  처분</w:t>
-      </w:r>
-    </w:p>
-    <w:p>
-      <w:r>
-        <w:rPr>
-          <w:rFonts w:ascii="Arial" w:hAnsi="Arial"/>
-        </w:rPr>
-        <w:t xml:space="preserve">  171-1. 청문</w:t>
-      </w:r>
-    </w:p>
-    <w:p>
-      <w:r>
-        <w:rPr>
-          <w:rFonts w:ascii="Arial" w:hAnsi="Arial"/>
-        </w:rPr>
-        <w:t xml:space="preserve">  171-1. 의견제출</w:t>
-      </w:r>
-    </w:p>
-    <w:p>
-      <w:r>
-        <w:rPr>
-          <w:rFonts w:ascii="Arial" w:hAnsi="Arial"/>
-        </w:rPr>
-        <w:t xml:space="preserve">  171-1.  처분</w:t>
-      </w:r>
-    </w:p>
-    <w:p>
-      <w:r>
-        <w:rPr>
-          <w:rFonts w:ascii="Arial" w:hAnsi="Arial"/>
-        </w:rPr>
-        <w:t xml:space="preserve">  171-1.  처분</w:t>
-      </w:r>
-    </w:p>
-    <w:p>
-      <w:r>
-        <w:rPr>
-          <w:rFonts w:ascii="Arial" w:hAnsi="Arial"/>
-        </w:rPr>
-        <w:t xml:space="preserve">  171-1.  처분</w:t>
-      </w:r>
-    </w:p>
-    <w:p>
-      <w:r>
-        <w:rPr>
-          <w:rFonts w:ascii="Arial" w:hAnsi="Arial"/>
-        </w:rPr>
-        <w:t xml:space="preserve">  171-1.  처분</w:t>
-      </w:r>
-    </w:p>
-    <w:p>
-      <w:r>
-        <w:rPr>
-          <w:rFonts w:ascii="Arial" w:hAnsi="Arial"/>
-        </w:rPr>
-        <w:t xml:space="preserve">  171-1. 요청</w:t>
-      </w:r>
-    </w:p>
-    <w:p>
-      <w:r>
-        <w:rPr>
-          <w:rFonts w:ascii="Arial" w:hAnsi="Arial"/>
-        </w:rPr>
-        <w:t xml:space="preserve">  171-1.  처분</w:t>
-      </w:r>
-    </w:p>
-    <w:p>
-      <w:r>
-        <w:rPr>
-          <w:rFonts w:ascii="Arial" w:hAnsi="Arial"/>
-        </w:rPr>
-        <w:t xml:space="preserve">  171-1.  처분</w:t>
-      </w:r>
-    </w:p>
-    <w:p>
-      <w:r>
-        <w:rPr>
-          <w:rFonts w:ascii="Arial" w:hAnsi="Arial"/>
-        </w:rPr>
-        <w:t xml:space="preserve">  171-1.  처분</w:t>
-      </w:r>
-    </w:p>
-    <w:p>
-      <w:r>
-        <w:rPr>
-          <w:rFonts w:ascii="Arial" w:hAnsi="Arial"/>
-        </w:rPr>
-        <w:t xml:space="preserve">  171-1. 사전통지</w:t>
+        <w:t xml:space="preserve">  2번. 사전통지</w:t>
       </w:r>
     </w:p>
     <w:sectPr>
